--- a/Report.FocalLoss.CIFAR10.docx
+++ b/Report.FocalLoss.CIFAR10.docx
@@ -39,7 +39,7 @@
         <w:rPr>
           <w:sz w:val="22"/>
         </w:rPr>
-        <w:t>Class imbalance is ubiquitous in real-world machine learning: medical images contain far more healthy than diseased cases, fraud transactions are rare among millions of normal ones, and rare species appear infrequently in ecological surveys. Standard Cross-Entropy (CE) loss treats all training examples equally, causing the model to be dominated by the majority classes and effectively ignore the minority classes — even when those classes are the most important to classify correctly.</w:t>
+        <w:t>Class imbalance is a pervasive challenge in real-world machine learning. In medical imaging, diseased cases are far rarer than healthy ones. In fraud detection, fraudulent transactions represent a tiny fraction of all transactions. In ecological monitoring, rare species appear infrequently in large-scale surveys. In all these settings, the classes that matter most are precisely those with the fewest training examples.</w:t>
       </w:r>
     </w:p>
     <w:p/>
@@ -48,7 +48,16 @@
         <w:rPr>
           <w:sz w:val="22"/>
         </w:rPr>
-        <w:t>This experiment demonstrates the limitation of standard CE on an artificially imbalanced CIFAR-10 dataset (imbalance ratio 100:1) and evaluates three remedies:</w:t>
+        <w:t>Standard Cross-Entropy (CE) loss treats all training examples equally, causing the model to be dominated by the gradient signal from majority classes. The model learns to recognise majority classes accurately while effectively ignoring minority classes — achieving deceptively high overall accuracy while failing at the most critical predictions.</w:t>
+      </w:r>
+    </w:p>
+    <w:p/>
+    <w:p>
+      <w:r>
+        <w:rPr>
+          <w:sz w:val="22"/>
+        </w:rPr>
+        <w:t>This experiment investigates this failure mode on a long-tail variant of CIFAR-10 (imbalance ratio 100:1) and evaluates three remedies, all covered in the course slides (Section 2 — Advanced Training Strategies, pages 73–82):</w:t>
       </w:r>
     </w:p>
     <w:p>
@@ -57,9 +66,16 @@
       </w:pPr>
       <w:r>
         <w:rPr>
+          <w:b/>
           <w:sz w:val="22"/>
         </w:rPr>
-        <w:t>Weighted Cross-Entropy — inverse-frequency class weights penalise majority-class errors more.</w:t>
+        <w:t xml:space="preserve">Weighted Cross-Entropy — </w:t>
+      </w:r>
+      <w:r>
+        <w:rPr>
+          <w:sz w:val="22"/>
+        </w:rPr>
+        <w:t>assigns inverse-frequency weights to each class, penalising majority-class errors more heavily.</w:t>
       </w:r>
     </w:p>
     <w:p>
@@ -68,9 +84,16 @@
       </w:pPr>
       <w:r>
         <w:rPr>
+          <w:b/>
           <w:sz w:val="22"/>
         </w:rPr>
-        <w:t>Focal Loss γ=1 (Lin et al., ICCV 2017) — dynamically down-weights easy, well-classified examples so the model focuses on hard minority examples.</w:t>
+        <w:t xml:space="preserve">Focal Loss γ=1 (Lin et al., ICCV 2017) — </w:t>
+      </w:r>
+      <w:r>
+        <w:rPr>
+          <w:sz w:val="22"/>
+        </w:rPr>
+        <w:t>introduces a per-sample modulating factor (1−pt) that dynamically down-weights easy, well-classified examples.</w:t>
       </w:r>
     </w:p>
     <w:p>
@@ -79,9 +102,16 @@
       </w:pPr>
       <w:r>
         <w:rPr>
+          <w:b/>
           <w:sz w:val="22"/>
         </w:rPr>
-        <w:t>Focal Loss γ=2 — stronger focusing, the setting recommended in the original paper.</w:t>
+        <w:t xml:space="preserve">Focal Loss γ=2 — </w:t>
+      </w:r>
+      <w:r>
+        <w:rPr>
+          <w:sz w:val="22"/>
+        </w:rPr>
+        <w:t>stronger focusing; the γ=2 setting used in the original RetinaNet paper.</w:t>
       </w:r>
     </w:p>
     <w:p/>
@@ -90,7 +120,7 @@
         <w:rPr>
           <w:sz w:val="22"/>
         </w:rPr>
-        <w:t>A critical methodological point: overall accuracy is a misleading metric on imbalanced data. A model that classifies all examples as the majority class achieves 40% overall accuracy while being useless on minority classes. Macro-F1 — which weights each class equally — is the correct primary metric.</w:t>
+        <w:t>A central methodological contribution of this work is demonstrating that overall accuracy is a misleading metric on imbalanced data. A model that classifies all samples as the majority class achieves 40% overall accuracy while being completely useless for minority classes. Macro-averaged F1 — which weights each class equally regardless of frequency — is the appropriate primary metric.</w:t>
       </w:r>
     </w:p>
     <w:p>
@@ -108,7 +138,7 @@
         <w:jc w:val="left"/>
       </w:pPr>
       <w:r>
-        <w:t>2.1 Standard Cross-Entropy and its Failure</w:t>
+        <w:t>2.1 Standard Cross-Entropy and the Imbalance Problem</w:t>
       </w:r>
     </w:p>
     <w:p>
@@ -116,7 +146,7 @@
         <w:rPr>
           <w:sz w:val="22"/>
         </w:rPr>
-        <w:t>For a single sample (x, y), standard CE loss is:</w:t>
+        <w:t>For a single sample with ground-truth class y, standard Cross-Entropy loss is:</w:t>
       </w:r>
     </w:p>
     <w:p>
@@ -132,7 +162,16 @@
         <w:rPr>
           <w:sz w:val="22"/>
         </w:rPr>
-        <w:t>where pt = P(y | x) is the predicted probability for the ground-truth class. CE applies the same gradient signal regardless of whether the example is easy (pt ≈ 0.9, already well-classified) or hard (pt ≈ 0.1, confused). On a long-tail dataset, the vast majority of gradient updates come from majority classes, and the model learns to ignore minority classes.</w:t>
+        <w:t>where pt = P(y | x) is the softmax probability the model assigns to the correct class. CE applies the same gradient magnitude regardless of whether pt ≈ 0.9 (easy, already well-classified) or pt ≈ 0.1 (hard, confused). On a long-tail dataset, the overwhelming majority of gradient updates come from high-frequency classes, starving minority classes of learning signal.</w:t>
+      </w:r>
+    </w:p>
+    <w:p/>
+    <w:p>
+      <w:r>
+        <w:rPr>
+          <w:sz w:val="22"/>
+        </w:rPr>
+        <w:t>Concretely, in our experiment the rarest class (truck, 50 training samples) contributes only 0.40% of all gradient updates under CE, while the most frequent class (airplane, 5000 samples) contributes 40.3%. The model learns to predict "airplane" confidently while rarely predicting "truck" at all.</w:t>
       </w:r>
     </w:p>
     <w:p/>
@@ -142,7 +181,7 @@
         <w:jc w:val="left"/>
       </w:pPr>
       <w:r>
-        <w:t>2.2 Focal Loss</w:t>
+        <w:t>2.2 Class-Weighted Cross-Entropy</w:t>
       </w:r>
     </w:p>
     <w:p>
@@ -150,7 +189,66 @@
         <w:rPr>
           <w:sz w:val="22"/>
         </w:rPr>
-        <w:t>Focal Loss (Lin et al., ICCV 2017, Best Student Paper) modifies CE by adding a modulating factor:</w:t>
+        <w:t>The most straightforward remedy is to assign each class c an inverse-frequency weight, re-scaling the loss so all classes contribute equally in expectation:</w:t>
+      </w:r>
+    </w:p>
+    <w:p>
+      <w:r>
+        <w:rPr>
+          <w:sz w:val="22"/>
+        </w:rPr>
+        <w:t xml:space="preserve">        w_c = (Σ_i n_i) / (C · n_c)</w:t>
+      </w:r>
+    </w:p>
+    <w:p>
+      <w:r>
+        <w:rPr>
+          <w:sz w:val="22"/>
+        </w:rPr>
+        <w:t>where n_c is the number of training samples in class c and C=10. The weighted loss becomes:</w:t>
+      </w:r>
+    </w:p>
+    <w:p>
+      <w:r>
+        <w:rPr>
+          <w:sz w:val="22"/>
+        </w:rPr>
+        <w:t xml:space="preserve">        L_WCE = −w_c · log(pt)</w:t>
+      </w:r>
+    </w:p>
+    <w:p>
+      <w:r>
+        <w:rPr>
+          <w:sz w:val="22"/>
+        </w:rPr>
+        <w:t>This ensures that a minority class with 50 samples receives 25× more gradient emphasis per sample than it would under CE. However, this class-level re-weighting treats all samples within a class equally — it cannot distinguish between easy majority examples (which contribute little useful information) and hard minority examples (which are the most informative for learning).</w:t>
+      </w:r>
+    </w:p>
+    <w:p/>
+    <w:p>
+      <w:r>
+        <w:rPr>
+          <w:sz w:val="22"/>
+        </w:rPr>
+        <w:t>Note: The course slides (p.79–80, Cui et al., CVPR 2019) also present the "effective number of samples" formulation E_n = (1−β^n)/(1−β) as a softer alternative to pure inverse-frequency weighting. Our implementation uses inverse frequency (the β→1 limiting case) to provide the clearest contrast with Focal Loss.</w:t>
+      </w:r>
+    </w:p>
+    <w:p/>
+    <w:p>
+      <w:pPr>
+        <w:pStyle w:val="Heading2"/>
+        <w:jc w:val="left"/>
+      </w:pPr>
+      <w:r>
+        <w:t>2.3 Focal Loss</w:t>
+      </w:r>
+    </w:p>
+    <w:p>
+      <w:r>
+        <w:rPr>
+          <w:sz w:val="22"/>
+        </w:rPr>
+        <w:t>Focal Loss (Lin et al., RetinaNet, ICCV 2017 Best Student Paper) addresses the limitation of class-level re-weighting by introducing a per-sample modulating factor:</w:t>
       </w:r>
     </w:p>
     <w:p>
@@ -166,7 +264,7 @@
         <w:rPr>
           <w:sz w:val="22"/>
         </w:rPr>
-        <w:t>The modulating factor (1 − pt)^γ has two key properties:</w:t>
+        <w:t>The key quantity is pt — the model's predicted probability for the ground-truth class. The modulating factor (1−pt)^γ has two essential properties:</w:t>
       </w:r>
     </w:p>
     <w:p>
@@ -177,7 +275,7 @@
         <w:rPr>
           <w:sz w:val="22"/>
         </w:rPr>
-        <w:t>When pt → 1 (easy, well-classified): factor → 0, loss nearly vanishes.</w:t>
+        <w:t>When pt → 1 (easy example, correctly classified with high confidence): (1−pt)^γ → 0, so the loss is down-weighted to near zero. These examples already contribute little to CE loss and contribute even less to FL.</w:t>
       </w:r>
     </w:p>
     <w:p>
@@ -188,7 +286,7 @@
         <w:rPr>
           <w:sz w:val="22"/>
         </w:rPr>
-        <w:t>When pt → 0 (hard, misclassified):   factor → 1, loss is unchanged.</w:t>
+        <w:t>When pt → 0 (hard example, misclassified with high confidence): (1−pt)^γ → 1, so the loss retains its full magnitude. The model continues to receive strong gradient signal on hard, minority-class examples.</w:t>
       </w:r>
     </w:p>
     <w:p/>
@@ -197,7 +295,486 @@
         <w:rPr>
           <w:sz w:val="22"/>
         </w:rPr>
-        <w:t>γ is the focusing parameter (γ=0 recovers standard CE):</w:t>
+        <w:t>γ = 0 recovers standard Cross-Entropy. The effect of γ on the modulating weight for different confidence levels:</w:t>
+      </w:r>
+    </w:p>
+    <w:tbl>
+      <w:tblPr>
+        <w:tblStyle w:val="LightGrid-Accent1"/>
+        <w:tblW w:type="auto" w:w="0"/>
+        <w:jc w:val="center"/>
+        <w:tblLook w:firstColumn="1" w:firstRow="1" w:lastColumn="0" w:lastRow="0" w:noHBand="0" w:noVBand="1" w:val="04A0"/>
+      </w:tblPr>
+      <w:tblGrid>
+        <w:gridCol w:w="2196"/>
+        <w:gridCol w:w="2196"/>
+        <w:gridCol w:w="2196"/>
+        <w:gridCol w:w="2196"/>
+      </w:tblGrid>
+      <w:tr>
+        <w:tc>
+          <w:tcPr>
+            <w:tcW w:type="dxa" w:w="1440"/>
+          </w:tcPr>
+          <w:p>
+            <w:pPr>
+              <w:jc w:val="center"/>
+            </w:pPr>
+            <w:r>
+              <w:rPr>
+                <w:b/>
+                <w:sz w:val="20"/>
+              </w:rPr>
+              <w:t>γ</w:t>
+            </w:r>
+          </w:p>
+        </w:tc>
+        <w:tc>
+          <w:tcPr>
+            <w:tcW w:type="dxa" w:w="2880"/>
+          </w:tcPr>
+          <w:p>
+            <w:pPr>
+              <w:jc w:val="center"/>
+            </w:pPr>
+            <w:r>
+              <w:rPr>
+                <w:b/>
+                <w:sz w:val="20"/>
+              </w:rPr>
+              <w:t>pt = 0.1 (hard)</w:t>
+            </w:r>
+          </w:p>
+        </w:tc>
+        <w:tc>
+          <w:tcPr>
+            <w:tcW w:type="dxa" w:w="2880"/>
+          </w:tcPr>
+          <w:p>
+            <w:pPr>
+              <w:jc w:val="center"/>
+            </w:pPr>
+            <w:r>
+              <w:rPr>
+                <w:b/>
+                <w:sz w:val="20"/>
+              </w:rPr>
+              <w:t>pt = 0.5 (medium)</w:t>
+            </w:r>
+          </w:p>
+        </w:tc>
+        <w:tc>
+          <w:tcPr>
+            <w:tcW w:type="dxa" w:w="2880"/>
+          </w:tcPr>
+          <w:p>
+            <w:pPr>
+              <w:jc w:val="center"/>
+            </w:pPr>
+            <w:r>
+              <w:rPr>
+                <w:b/>
+                <w:sz w:val="20"/>
+              </w:rPr>
+              <w:t>pt = 0.9 (easy)</w:t>
+            </w:r>
+          </w:p>
+        </w:tc>
+      </w:tr>
+      <w:tr>
+        <w:tc>
+          <w:tcPr>
+            <w:tcW w:type="dxa" w:w="1440"/>
+          </w:tcPr>
+          <w:p/>
+        </w:tc>
+        <w:tc>
+          <w:tcPr>
+            <w:tcW w:type="dxa" w:w="2880"/>
+          </w:tcPr>
+          <w:p/>
+        </w:tc>
+        <w:tc>
+          <w:tcPr>
+            <w:tcW w:type="dxa" w:w="2880"/>
+          </w:tcPr>
+          <w:p/>
+        </w:tc>
+        <w:tc>
+          <w:tcPr>
+            <w:tcW w:type="dxa" w:w="2880"/>
+          </w:tcPr>
+          <w:p/>
+        </w:tc>
+      </w:tr>
+      <w:tr>
+        <w:tc>
+          <w:tcPr>
+            <w:tcW w:type="dxa" w:w="1440"/>
+          </w:tcPr>
+          <w:p/>
+        </w:tc>
+        <w:tc>
+          <w:tcPr>
+            <w:tcW w:type="dxa" w:w="2880"/>
+          </w:tcPr>
+          <w:p/>
+        </w:tc>
+        <w:tc>
+          <w:tcPr>
+            <w:tcW w:type="dxa" w:w="2880"/>
+          </w:tcPr>
+          <w:p/>
+        </w:tc>
+        <w:tc>
+          <w:tcPr>
+            <w:tcW w:type="dxa" w:w="2880"/>
+          </w:tcPr>
+          <w:p/>
+        </w:tc>
+      </w:tr>
+      <w:tr>
+        <w:tc>
+          <w:tcPr>
+            <w:tcW w:type="dxa" w:w="1440"/>
+          </w:tcPr>
+          <w:p/>
+        </w:tc>
+        <w:tc>
+          <w:tcPr>
+            <w:tcW w:type="dxa" w:w="2880"/>
+          </w:tcPr>
+          <w:p/>
+        </w:tc>
+        <w:tc>
+          <w:tcPr>
+            <w:tcW w:type="dxa" w:w="2880"/>
+          </w:tcPr>
+          <w:p/>
+        </w:tc>
+        <w:tc>
+          <w:tcPr>
+            <w:tcW w:type="dxa" w:w="2880"/>
+          </w:tcPr>
+          <w:p/>
+        </w:tc>
+      </w:tr>
+      <w:tr>
+        <w:tc>
+          <w:tcPr>
+            <w:tcW w:type="dxa" w:w="1440"/>
+          </w:tcPr>
+          <w:p/>
+        </w:tc>
+        <w:tc>
+          <w:tcPr>
+            <w:tcW w:type="dxa" w:w="2880"/>
+          </w:tcPr>
+          <w:p/>
+        </w:tc>
+        <w:tc>
+          <w:tcPr>
+            <w:tcW w:type="dxa" w:w="2880"/>
+          </w:tcPr>
+          <w:p/>
+        </w:tc>
+        <w:tc>
+          <w:tcPr>
+            <w:tcW w:type="dxa" w:w="2880"/>
+          </w:tcPr>
+          <w:p/>
+        </w:tc>
+      </w:tr>
+      <w:tr>
+        <w:tc>
+          <w:tcPr>
+            <w:tcW w:type="dxa" w:w="1440"/>
+          </w:tcPr>
+          <w:p>
+            <w:pPr>
+              <w:jc w:val="center"/>
+            </w:pPr>
+            <w:r>
+              <w:rPr>
+                <w:sz w:val="20"/>
+              </w:rPr>
+              <w:t>0 (CE)</w:t>
+            </w:r>
+          </w:p>
+        </w:tc>
+        <w:tc>
+          <w:tcPr>
+            <w:tcW w:type="dxa" w:w="2880"/>
+          </w:tcPr>
+          <w:p>
+            <w:pPr>
+              <w:jc w:val="center"/>
+            </w:pPr>
+            <w:r>
+              <w:rPr>
+                <w:sz w:val="20"/>
+              </w:rPr>
+              <w:t>1.000</w:t>
+            </w:r>
+          </w:p>
+        </w:tc>
+        <w:tc>
+          <w:tcPr>
+            <w:tcW w:type="dxa" w:w="2880"/>
+          </w:tcPr>
+          <w:p>
+            <w:pPr>
+              <w:jc w:val="center"/>
+            </w:pPr>
+            <w:r>
+              <w:rPr>
+                <w:sz w:val="20"/>
+              </w:rPr>
+              <w:t>1.000</w:t>
+            </w:r>
+          </w:p>
+        </w:tc>
+        <w:tc>
+          <w:tcPr>
+            <w:tcW w:type="dxa" w:w="2880"/>
+          </w:tcPr>
+          <w:p>
+            <w:pPr>
+              <w:jc w:val="center"/>
+            </w:pPr>
+            <w:r>
+              <w:rPr>
+                <w:sz w:val="20"/>
+              </w:rPr>
+              <w:t>1.000</w:t>
+            </w:r>
+          </w:p>
+        </w:tc>
+      </w:tr>
+      <w:tr>
+        <w:tc>
+          <w:tcPr>
+            <w:tcW w:type="dxa" w:w="1440"/>
+          </w:tcPr>
+          <w:p>
+            <w:pPr>
+              <w:jc w:val="center"/>
+            </w:pPr>
+            <w:r>
+              <w:rPr>
+                <w:sz w:val="20"/>
+              </w:rPr>
+              <w:t>1</w:t>
+            </w:r>
+          </w:p>
+        </w:tc>
+        <w:tc>
+          <w:tcPr>
+            <w:tcW w:type="dxa" w:w="2880"/>
+          </w:tcPr>
+          <w:p>
+            <w:pPr>
+              <w:jc w:val="center"/>
+            </w:pPr>
+            <w:r>
+              <w:rPr>
+                <w:sz w:val="20"/>
+              </w:rPr>
+              <w:t>0.900</w:t>
+            </w:r>
+          </w:p>
+        </w:tc>
+        <w:tc>
+          <w:tcPr>
+            <w:tcW w:type="dxa" w:w="2880"/>
+          </w:tcPr>
+          <w:p>
+            <w:pPr>
+              <w:jc w:val="center"/>
+            </w:pPr>
+            <w:r>
+              <w:rPr>
+                <w:sz w:val="20"/>
+              </w:rPr>
+              <w:t>0.500</w:t>
+            </w:r>
+          </w:p>
+        </w:tc>
+        <w:tc>
+          <w:tcPr>
+            <w:tcW w:type="dxa" w:w="2880"/>
+          </w:tcPr>
+          <w:p>
+            <w:pPr>
+              <w:jc w:val="center"/>
+            </w:pPr>
+            <w:r>
+              <w:rPr>
+                <w:sz w:val="20"/>
+              </w:rPr>
+              <w:t>0.100</w:t>
+            </w:r>
+          </w:p>
+        </w:tc>
+      </w:tr>
+      <w:tr>
+        <w:tc>
+          <w:tcPr>
+            <w:tcW w:type="dxa" w:w="1440"/>
+          </w:tcPr>
+          <w:p>
+            <w:pPr>
+              <w:jc w:val="center"/>
+            </w:pPr>
+            <w:r>
+              <w:rPr>
+                <w:sz w:val="20"/>
+              </w:rPr>
+              <w:t>2</w:t>
+            </w:r>
+          </w:p>
+        </w:tc>
+        <w:tc>
+          <w:tcPr>
+            <w:tcW w:type="dxa" w:w="2880"/>
+          </w:tcPr>
+          <w:p>
+            <w:pPr>
+              <w:jc w:val="center"/>
+            </w:pPr>
+            <w:r>
+              <w:rPr>
+                <w:sz w:val="20"/>
+              </w:rPr>
+              <w:t>0.810</w:t>
+            </w:r>
+          </w:p>
+        </w:tc>
+        <w:tc>
+          <w:tcPr>
+            <w:tcW w:type="dxa" w:w="2880"/>
+          </w:tcPr>
+          <w:p>
+            <w:pPr>
+              <w:jc w:val="center"/>
+            </w:pPr>
+            <w:r>
+              <w:rPr>
+                <w:sz w:val="20"/>
+              </w:rPr>
+              <w:t>0.250</w:t>
+            </w:r>
+          </w:p>
+        </w:tc>
+        <w:tc>
+          <w:tcPr>
+            <w:tcW w:type="dxa" w:w="2880"/>
+          </w:tcPr>
+          <w:p>
+            <w:pPr>
+              <w:jc w:val="center"/>
+            </w:pPr>
+            <w:r>
+              <w:rPr>
+                <w:sz w:val="20"/>
+              </w:rPr>
+              <w:t>0.010</w:t>
+            </w:r>
+          </w:p>
+        </w:tc>
+      </w:tr>
+      <w:tr>
+        <w:tc>
+          <w:tcPr>
+            <w:tcW w:type="dxa" w:w="1440"/>
+          </w:tcPr>
+          <w:p>
+            <w:pPr>
+              <w:jc w:val="center"/>
+            </w:pPr>
+            <w:r>
+              <w:rPr>
+                <w:sz w:val="20"/>
+              </w:rPr>
+              <w:t>5</w:t>
+            </w:r>
+          </w:p>
+        </w:tc>
+        <w:tc>
+          <w:tcPr>
+            <w:tcW w:type="dxa" w:w="2880"/>
+          </w:tcPr>
+          <w:p>
+            <w:pPr>
+              <w:jc w:val="center"/>
+            </w:pPr>
+            <w:r>
+              <w:rPr>
+                <w:sz w:val="20"/>
+              </w:rPr>
+              <w:t>0.590</w:t>
+            </w:r>
+          </w:p>
+        </w:tc>
+        <w:tc>
+          <w:tcPr>
+            <w:tcW w:type="dxa" w:w="2880"/>
+          </w:tcPr>
+          <w:p>
+            <w:pPr>
+              <w:jc w:val="center"/>
+            </w:pPr>
+            <w:r>
+              <w:rPr>
+                <w:sz w:val="20"/>
+              </w:rPr>
+              <w:t>0.031</w:t>
+            </w:r>
+          </w:p>
+        </w:tc>
+        <w:tc>
+          <w:tcPr>
+            <w:tcW w:type="dxa" w:w="2880"/>
+          </w:tcPr>
+          <w:p>
+            <w:pPr>
+              <w:jc w:val="center"/>
+            </w:pPr>
+            <w:r>
+              <w:rPr>
+                <w:sz w:val="20"/>
+              </w:rPr>
+              <w:t>0.000</w:t>
+            </w:r>
+          </w:p>
+        </w:tc>
+      </w:tr>
+    </w:tbl>
+    <w:p/>
+    <w:p>
+      <w:r>
+        <w:rPr>
+          <w:sz w:val="22"/>
+        </w:rPr>
+        <w:t>At γ=2, an easy example with pt=0.9 contributes only 1% of what it would under CE, while a hard example with pt=0.1 contributes 81%. This dramatic re-weighting shifts effective training effort toward the hardest — typically minority — examples without requiring any explicit class-frequency knowledge.</w:t>
+      </w:r>
+    </w:p>
+    <w:p/>
+    <w:p>
+      <w:pPr>
+        <w:pStyle w:val="Heading2"/>
+        <w:jc w:val="left"/>
+      </w:pPr>
+      <w:r>
+        <w:t>2.4 Focal Loss vs Weighted CE: A Key Distinction</w:t>
+      </w:r>
+    </w:p>
+    <w:p>
+      <w:r>
+        <w:rPr>
+          <w:sz w:val="22"/>
+        </w:rPr>
+        <w:t>Both Weighted CE and Focal Loss address class imbalance, but through fundamentally different mechanisms:</w:t>
       </w:r>
     </w:p>
     <w:tbl>
@@ -215,7 +792,7 @@
       <w:tr>
         <w:tc>
           <w:tcPr>
-            <w:tcW w:type="dxa" w:w="864"/>
+            <w:tcW w:type="dxa" w:w="3456"/>
           </w:tcPr>
           <w:p>
             <w:pPr>
@@ -226,13 +803,13 @@
                 <w:b/>
                 <w:sz w:val="20"/>
               </w:rPr>
-              <w:t>γ</w:t>
+              <w:t>Property</w:t>
             </w:r>
           </w:p>
         </w:tc>
         <w:tc>
           <w:tcPr>
-            <w:tcW w:type="dxa" w:w="4320"/>
+            <w:tcW w:type="dxa" w:w="3168"/>
           </w:tcPr>
           <w:p>
             <w:pPr>
@@ -243,7 +820,7 @@
                 <w:b/>
                 <w:sz w:val="20"/>
               </w:rPr>
-              <w:t>Effect</w:t>
+              <w:t>Weighted CE</w:t>
             </w:r>
           </w:p>
         </w:tc>
@@ -260,7 +837,7 @@
                 <w:b/>
                 <w:sz w:val="20"/>
               </w:rPr>
-              <w:t>Easy example (pt=0.9) weight</w:t>
+              <w:t>Focal Loss</w:t>
             </w:r>
           </w:p>
         </w:tc>
@@ -268,13 +845,13 @@
       <w:tr>
         <w:tc>
           <w:tcPr>
-            <w:tcW w:type="dxa" w:w="864"/>
+            <w:tcW w:type="dxa" w:w="3456"/>
           </w:tcPr>
           <w:p/>
         </w:tc>
         <w:tc>
           <w:tcPr>
-            <w:tcW w:type="dxa" w:w="4320"/>
+            <w:tcW w:type="dxa" w:w="3168"/>
           </w:tcPr>
           <w:p/>
         </w:tc>
@@ -288,13 +865,13 @@
       <w:tr>
         <w:tc>
           <w:tcPr>
-            <w:tcW w:type="dxa" w:w="864"/>
+            <w:tcW w:type="dxa" w:w="3456"/>
           </w:tcPr>
           <w:p/>
         </w:tc>
         <w:tc>
           <w:tcPr>
-            <w:tcW w:type="dxa" w:w="4320"/>
+            <w:tcW w:type="dxa" w:w="3168"/>
           </w:tcPr>
           <w:p/>
         </w:tc>
@@ -308,13 +885,13 @@
       <w:tr>
         <w:tc>
           <w:tcPr>
-            <w:tcW w:type="dxa" w:w="864"/>
+            <w:tcW w:type="dxa" w:w="3456"/>
           </w:tcPr>
           <w:p/>
         </w:tc>
         <w:tc>
           <w:tcPr>
-            <w:tcW w:type="dxa" w:w="4320"/>
+            <w:tcW w:type="dxa" w:w="3168"/>
           </w:tcPr>
           <w:p/>
         </w:tc>
@@ -328,13 +905,13 @@
       <w:tr>
         <w:tc>
           <w:tcPr>
-            <w:tcW w:type="dxa" w:w="864"/>
+            <w:tcW w:type="dxa" w:w="3456"/>
           </w:tcPr>
           <w:p/>
         </w:tc>
         <w:tc>
           <w:tcPr>
-            <w:tcW w:type="dxa" w:w="4320"/>
+            <w:tcW w:type="dxa" w:w="3168"/>
           </w:tcPr>
           <w:p/>
         </w:tc>
@@ -348,7 +925,27 @@
       <w:tr>
         <w:tc>
           <w:tcPr>
-            <w:tcW w:type="dxa" w:w="864"/>
+            <w:tcW w:type="dxa" w:w="3456"/>
+          </w:tcPr>
+          <w:p/>
+        </w:tc>
+        <w:tc>
+          <w:tcPr>
+            <w:tcW w:type="dxa" w:w="3168"/>
+          </w:tcPr>
+          <w:p/>
+        </w:tc>
+        <w:tc>
+          <w:tcPr>
+            <w:tcW w:type="dxa" w:w="3456"/>
+          </w:tcPr>
+          <w:p/>
+        </w:tc>
+      </w:tr>
+      <w:tr>
+        <w:tc>
+          <w:tcPr>
+            <w:tcW w:type="dxa" w:w="3456"/>
           </w:tcPr>
           <w:p>
             <w:pPr>
@@ -358,13 +955,13 @@
               <w:rPr>
                 <w:sz w:val="20"/>
               </w:rPr>
-              <w:t>0</w:t>
+              <w:t>Re-weighting granularity</w:t>
             </w:r>
           </w:p>
         </w:tc>
         <w:tc>
           <w:tcPr>
-            <w:tcW w:type="dxa" w:w="4320"/>
+            <w:tcW w:type="dxa" w:w="3168"/>
           </w:tcPr>
           <w:p>
             <w:pPr>
@@ -374,7 +971,7 @@
               <w:rPr>
                 <w:sz w:val="20"/>
               </w:rPr>
-              <w:t>Standard CE — no focusing</w:t>
+              <w:t>Per class (all samples in class c get weight w_c)</w:t>
             </w:r>
           </w:p>
         </w:tc>
@@ -390,7 +987,7 @@
               <w:rPr>
                 <w:sz w:val="20"/>
               </w:rPr>
-              <w:t>1.00</w:t>
+              <w:t>Per sample (each sample gets weight (1−pt)^γ)</w:t>
             </w:r>
           </w:p>
         </w:tc>
@@ -398,7 +995,7 @@
       <w:tr>
         <w:tc>
           <w:tcPr>
-            <w:tcW w:type="dxa" w:w="864"/>
+            <w:tcW w:type="dxa" w:w="3456"/>
           </w:tcPr>
           <w:p>
             <w:pPr>
@@ -408,13 +1005,13 @@
               <w:rPr>
                 <w:sz w:val="20"/>
               </w:rPr>
-              <w:t>1</w:t>
+              <w:t>Adapts to model confidence?</w:t>
             </w:r>
           </w:p>
         </w:tc>
         <w:tc>
           <w:tcPr>
-            <w:tcW w:type="dxa" w:w="4320"/>
+            <w:tcW w:type="dxa" w:w="3168"/>
           </w:tcPr>
           <w:p>
             <w:pPr>
@@ -424,7 +1021,7 @@
               <w:rPr>
                 <w:sz w:val="20"/>
               </w:rPr>
-              <w:t>Linear down-weighting</w:t>
+              <w:t>No</w:t>
             </w:r>
           </w:p>
         </w:tc>
@@ -440,7 +1037,7 @@
               <w:rPr>
                 <w:sz w:val="20"/>
               </w:rPr>
-              <w:t>0.10</w:t>
+              <w:t>Yes — easy examples auto-suppressed</w:t>
             </w:r>
           </w:p>
         </w:tc>
@@ -448,7 +1045,7 @@
       <w:tr>
         <w:tc>
           <w:tcPr>
-            <w:tcW w:type="dxa" w:w="864"/>
+            <w:tcW w:type="dxa" w:w="3456"/>
           </w:tcPr>
           <w:p>
             <w:pPr>
@@ -458,13 +1055,13 @@
               <w:rPr>
                 <w:sz w:val="20"/>
               </w:rPr>
-              <w:t>2</w:t>
+              <w:t>Requires class frequencies?</w:t>
             </w:r>
           </w:p>
         </w:tc>
         <w:tc>
           <w:tcPr>
-            <w:tcW w:type="dxa" w:w="4320"/>
+            <w:tcW w:type="dxa" w:w="3168"/>
           </w:tcPr>
           <w:p>
             <w:pPr>
@@ -474,7 +1071,7 @@
               <w:rPr>
                 <w:sz w:val="20"/>
               </w:rPr>
-              <w:t>Quadratic (original paper)</w:t>
+              <w:t>Yes</w:t>
             </w:r>
           </w:p>
         </w:tc>
@@ -490,7 +1087,7 @@
               <w:rPr>
                 <w:sz w:val="20"/>
               </w:rPr>
-              <w:t>0.01</w:t>
+              <w:t>No</w:t>
             </w:r>
           </w:p>
         </w:tc>
@@ -498,7 +1095,7 @@
       <w:tr>
         <w:tc>
           <w:tcPr>
-            <w:tcW w:type="dxa" w:w="864"/>
+            <w:tcW w:type="dxa" w:w="3456"/>
           </w:tcPr>
           <w:p>
             <w:pPr>
@@ -508,13 +1105,13 @@
               <w:rPr>
                 <w:sz w:val="20"/>
               </w:rPr>
-              <w:t>5</w:t>
+              <w:t>Effect on majority classes</w:t>
             </w:r>
           </w:p>
         </w:tc>
         <w:tc>
           <w:tcPr>
-            <w:tcW w:type="dxa" w:w="4320"/>
+            <w:tcW w:type="dxa" w:w="3168"/>
           </w:tcPr>
           <w:p>
             <w:pPr>
@@ -524,7 +1121,7 @@
               <w:rPr>
                 <w:sz w:val="20"/>
               </w:rPr>
-              <w:t>Very aggressive focusing</w:t>
+              <w:t>Reduces their loss by w_c &lt; 1 (may under-train)</w:t>
             </w:r>
           </w:p>
         </w:tc>
@@ -540,7 +1137,57 @@
               <w:rPr>
                 <w:sz w:val="20"/>
               </w:rPr>
-              <w:t>0.00001</w:t>
+              <w:t>Reduces only easy majority examples; hard majority preserved</w:t>
+            </w:r>
+          </w:p>
+        </w:tc>
+      </w:tr>
+      <w:tr>
+        <w:tc>
+          <w:tcPr>
+            <w:tcW w:type="dxa" w:w="3456"/>
+          </w:tcPr>
+          <w:p>
+            <w:pPr>
+              <w:jc w:val="center"/>
+            </w:pPr>
+            <w:r>
+              <w:rPr>
+                <w:sz w:val="20"/>
+              </w:rPr>
+              <w:t>Effect on minority classes</w:t>
+            </w:r>
+          </w:p>
+        </w:tc>
+        <w:tc>
+          <w:tcPr>
+            <w:tcW w:type="dxa" w:w="3168"/>
+          </w:tcPr>
+          <w:p>
+            <w:pPr>
+              <w:jc w:val="center"/>
+            </w:pPr>
+            <w:r>
+              <w:rPr>
+                <w:sz w:val="20"/>
+              </w:rPr>
+              <w:t>Amplifies their loss by w_c &gt;&gt; 1 for all samples</w:t>
+            </w:r>
+          </w:p>
+        </w:tc>
+        <w:tc>
+          <w:tcPr>
+            <w:tcW w:type="dxa" w:w="3456"/>
+          </w:tcPr>
+          <w:p>
+            <w:pPr>
+              <w:jc w:val="center"/>
+            </w:pPr>
+            <w:r>
+              <w:rPr>
+                <w:sz w:val="20"/>
+              </w:rPr>
+              <w:t>Amplifies hard minority; easy minority still down-weighted</w:t>
             </w:r>
           </w:p>
         </w:tc>
@@ -553,7 +1200,7 @@
         <w:jc w:val="left"/>
       </w:pPr>
       <w:r>
-        <w:t>2.3 Class-Weighted CE</w:t>
+        <w:t>2.5 Evaluation: Why Macro-F1?</w:t>
       </w:r>
     </w:p>
     <w:p>
@@ -561,7 +1208,7 @@
         <w:rPr>
           <w:sz w:val="22"/>
         </w:rPr>
-        <w:t>An alternative is to assign each class c an inverse-frequency weight:</w:t>
+        <w:t>For class c, precision, recall, and F1 are:</w:t>
       </w:r>
     </w:p>
     <w:p>
@@ -569,7 +1216,11 @@
         <w:rPr>
           <w:sz w:val="22"/>
         </w:rPr>
-        <w:t xml:space="preserve">        w_c = (Σ n_i) / (C · n_c)</w:t>
+        <w:t xml:space="preserve">        precision_c = TP_c / (TP_c + FP_c)</w:t>
+        <w:br/>
+        <w:t xml:space="preserve">        recall_c    = TP_c / (TP_c + FN_c)</w:t>
+        <w:br/>
+        <w:t xml:space="preserve">        F1_c        = 2 · precision_c · recall_c / (precision_c + recall_c)</w:t>
       </w:r>
     </w:p>
     <w:p>
@@ -577,17 +1228,7 @@
         <w:rPr>
           <w:sz w:val="22"/>
         </w:rPr>
-        <w:t>where n_c is the number of training samples in class c and C=10. This re-scales the loss so minority classes contribute proportionally more, but all examples within a class are still treated equally (no per-sample focus).</w:t>
-      </w:r>
-    </w:p>
-    <w:p/>
-    <w:p>
-      <w:pPr>
-        <w:pStyle w:val="Heading2"/>
-        <w:jc w:val="left"/>
-      </w:pPr>
-      <w:r>
-        <w:t>2.4 Why Macro-F1?</w:t>
+        <w:t>Macro-F1 averages uniformly across all C classes:</w:t>
       </w:r>
     </w:p>
     <w:p>
@@ -595,7 +1236,7 @@
         <w:rPr>
           <w:sz w:val="22"/>
         </w:rPr>
-        <w:t>For each class c, F1_c = 2 · precision_c · recall_c / (precision_c + recall_c). Macro-F1 averages across all classes:</w:t>
+        <w:t xml:space="preserve">        Macro-F1 = (1/C) · Σ_c F1_c</w:t>
       </w:r>
     </w:p>
     <w:p>
@@ -603,15 +1244,7 @@
         <w:rPr>
           <w:sz w:val="22"/>
         </w:rPr>
-        <w:t xml:space="preserve">        Macro-F1 = (1/C) Σ_c F1_c</w:t>
-      </w:r>
-    </w:p>
-    <w:p>
-      <w:r>
-        <w:rPr>
-          <w:sz w:val="22"/>
-        </w:rPr>
-        <w:t>Unlike overall accuracy (which weights each sample equally), Macro-F1 weights each class equally — making it the standard metric for imbalanced classification.</w:t>
+        <w:t>Unlike overall accuracy (which weights each SAMPLE equally, inherently favouring majority classes), Macro-F1 weights each CLASS equally. A model that perfectly classifies the 5 000-sample majority class but completely ignores the 50-sample minority class achieves only 50% overall accuracy yet Macro-F1 = 50% (since minority F1 = 0).</w:t>
       </w:r>
     </w:p>
     <w:p>
@@ -628,7 +1261,7 @@
         <w:rPr>
           <w:sz w:val="22"/>
         </w:rPr>
-        <w:t>The standard CIFAR-10 training set is subsampled to create a long-tail distribution with imbalance ratio 100:1 using exponential decay:</w:t>
+        <w:t>Standard CIFAR-10 contains 5 000 training samples per class. We create a long-tail variant using exponential decay across the 10 class indices:</w:t>
       </w:r>
     </w:p>
     <w:p>
@@ -636,7 +1269,7 @@
         <w:rPr>
           <w:sz w:val="22"/>
         </w:rPr>
-        <w:t xml:space="preserve">        n_c = N_max · (1/r)^(c/(C−1))</w:t>
+        <w:t xml:space="preserve">        n_c = N_max · (1/r)^(c/(C−1)),   N_max=5000,  r=100,  C=10</w:t>
       </w:r>
     </w:p>
     <w:p>
@@ -644,7 +1277,7 @@
         <w:rPr>
           <w:sz w:val="22"/>
         </w:rPr>
-        <w:t>where N_max=5000, r=100, C=10. The test set remains the standard balanced CIFAR-10 (1 000 samples per class, 10 000 total).</w:t>
+        <w:t>This yields a 100:1 imbalance ratio between the most frequent class (airplane, n=5 000) and the rarest (truck, n=50), matching real-world long-tail distributions in medical and ecological datasets.</w:t>
       </w:r>
     </w:p>
     <w:p/>
@@ -662,7 +1295,7 @@
       <w:tr>
         <w:tc>
           <w:tcPr>
-            <w:tcW w:type="dxa" w:w="3600"/>
+            <w:tcW w:type="dxa" w:w="3456"/>
           </w:tcPr>
           <w:p>
             <w:pPr>
@@ -679,7 +1312,7 @@
         </w:tc>
         <w:tc>
           <w:tcPr>
-            <w:tcW w:type="dxa" w:w="6480"/>
+            <w:tcW w:type="dxa" w:w="6624"/>
           </w:tcPr>
           <w:p>
             <w:pPr>
@@ -698,13 +1331,13 @@
       <w:tr>
         <w:tc>
           <w:tcPr>
-            <w:tcW w:type="dxa" w:w="3600"/>
+            <w:tcW w:type="dxa" w:w="3456"/>
           </w:tcPr>
           <w:p/>
         </w:tc>
         <w:tc>
           <w:tcPr>
-            <w:tcW w:type="dxa" w:w="6480"/>
+            <w:tcW w:type="dxa" w:w="6624"/>
           </w:tcPr>
           <w:p/>
         </w:tc>
@@ -712,13 +1345,13 @@
       <w:tr>
         <w:tc>
           <w:tcPr>
-            <w:tcW w:type="dxa" w:w="3600"/>
+            <w:tcW w:type="dxa" w:w="3456"/>
           </w:tcPr>
           <w:p/>
         </w:tc>
         <w:tc>
           <w:tcPr>
-            <w:tcW w:type="dxa" w:w="6480"/>
+            <w:tcW w:type="dxa" w:w="6624"/>
           </w:tcPr>
           <w:p/>
         </w:tc>
@@ -726,13 +1359,13 @@
       <w:tr>
         <w:tc>
           <w:tcPr>
-            <w:tcW w:type="dxa" w:w="3600"/>
+            <w:tcW w:type="dxa" w:w="3456"/>
           </w:tcPr>
           <w:p/>
         </w:tc>
         <w:tc>
           <w:tcPr>
-            <w:tcW w:type="dxa" w:w="6480"/>
+            <w:tcW w:type="dxa" w:w="6624"/>
           </w:tcPr>
           <w:p/>
         </w:tc>
@@ -740,13 +1373,13 @@
       <w:tr>
         <w:tc>
           <w:tcPr>
-            <w:tcW w:type="dxa" w:w="3600"/>
+            <w:tcW w:type="dxa" w:w="3456"/>
           </w:tcPr>
           <w:p/>
         </w:tc>
         <w:tc>
           <w:tcPr>
-            <w:tcW w:type="dxa" w:w="6480"/>
+            <w:tcW w:type="dxa" w:w="6624"/>
           </w:tcPr>
           <w:p/>
         </w:tc>
@@ -754,13 +1387,13 @@
       <w:tr>
         <w:tc>
           <w:tcPr>
-            <w:tcW w:type="dxa" w:w="3600"/>
+            <w:tcW w:type="dxa" w:w="3456"/>
           </w:tcPr>
           <w:p/>
         </w:tc>
         <w:tc>
           <w:tcPr>
-            <w:tcW w:type="dxa" w:w="6480"/>
+            <w:tcW w:type="dxa" w:w="6624"/>
           </w:tcPr>
           <w:p/>
         </w:tc>
@@ -768,13 +1401,13 @@
       <w:tr>
         <w:tc>
           <w:tcPr>
-            <w:tcW w:type="dxa" w:w="3600"/>
+            <w:tcW w:type="dxa" w:w="3456"/>
           </w:tcPr>
           <w:p/>
         </w:tc>
         <w:tc>
           <w:tcPr>
-            <w:tcW w:type="dxa" w:w="6480"/>
+            <w:tcW w:type="dxa" w:w="6624"/>
           </w:tcPr>
           <w:p/>
         </w:tc>
@@ -782,21 +1415,7 @@
       <w:tr>
         <w:tc>
           <w:tcPr>
-            <w:tcW w:type="dxa" w:w="3600"/>
-          </w:tcPr>
-          <w:p/>
-        </w:tc>
-        <w:tc>
-          <w:tcPr>
-            <w:tcW w:type="dxa" w:w="6480"/>
-          </w:tcPr>
-          <w:p/>
-        </w:tc>
-      </w:tr>
-      <w:tr>
-        <w:tc>
-          <w:tcPr>
-            <w:tcW w:type="dxa" w:w="3600"/>
+            <w:tcW w:type="dxa" w:w="3456"/>
           </w:tcPr>
           <w:p>
             <w:pPr>
@@ -806,13 +1425,13 @@
               <w:rPr>
                 <w:sz w:val="20"/>
               </w:rPr>
-              <w:t>Source dataset</w:t>
+              <w:t>Source</w:t>
             </w:r>
           </w:p>
         </w:tc>
         <w:tc>
           <w:tcPr>
-            <w:tcW w:type="dxa" w:w="6480"/>
+            <w:tcW w:type="dxa" w:w="6624"/>
           </w:tcPr>
           <w:p>
             <w:pPr>
@@ -822,7 +1441,7 @@
               <w:rPr>
                 <w:sz w:val="20"/>
               </w:rPr>
-              <w:t>CIFAR-10 (32×32 RGB)</w:t>
+              <w:t>CIFAR-10 (32×32 RGB, 10 classes)</w:t>
             </w:r>
           </w:p>
         </w:tc>
@@ -830,7 +1449,7 @@
       <w:tr>
         <w:tc>
           <w:tcPr>
-            <w:tcW w:type="dxa" w:w="3600"/>
+            <w:tcW w:type="dxa" w:w="3456"/>
           </w:tcPr>
           <w:p>
             <w:pPr>
@@ -846,7 +1465,7 @@
         </w:tc>
         <w:tc>
           <w:tcPr>
-            <w:tcW w:type="dxa" w:w="6480"/>
+            <w:tcW w:type="dxa" w:w="6624"/>
           </w:tcPr>
           <w:p>
             <w:pPr>
@@ -856,7 +1475,7 @@
               <w:rPr>
                 <w:sz w:val="20"/>
               </w:rPr>
-              <w:t>12406 samples (imbalanced)</w:t>
+              <w:t>12,406 samples (long-tail imbalanced)</w:t>
             </w:r>
           </w:p>
         </w:tc>
@@ -864,7 +1483,7 @@
       <w:tr>
         <w:tc>
           <w:tcPr>
-            <w:tcW w:type="dxa" w:w="3600"/>
+            <w:tcW w:type="dxa" w:w="3456"/>
           </w:tcPr>
           <w:p>
             <w:pPr>
@@ -880,7 +1499,7 @@
         </w:tc>
         <w:tc>
           <w:tcPr>
-            <w:tcW w:type="dxa" w:w="6480"/>
+            <w:tcW w:type="dxa" w:w="6624"/>
           </w:tcPr>
           <w:p>
             <w:pPr>
@@ -898,7 +1517,7 @@
       <w:tr>
         <w:tc>
           <w:tcPr>
-            <w:tcW w:type="dxa" w:w="3600"/>
+            <w:tcW w:type="dxa" w:w="3456"/>
           </w:tcPr>
           <w:p>
             <w:pPr>
@@ -914,7 +1533,7 @@
         </w:tc>
         <w:tc>
           <w:tcPr>
-            <w:tcW w:type="dxa" w:w="6480"/>
+            <w:tcW w:type="dxa" w:w="6624"/>
           </w:tcPr>
           <w:p>
             <w:pPr>
@@ -924,7 +1543,7 @@
               <w:rPr>
                 <w:sz w:val="20"/>
               </w:rPr>
-              <w:t>100:1</w:t>
+              <w:t>100:1  (N_max/N_min = 5000/50)</w:t>
             </w:r>
           </w:p>
         </w:tc>
@@ -932,75 +1551,7 @@
       <w:tr>
         <w:tc>
           <w:tcPr>
-            <w:tcW w:type="dxa" w:w="3600"/>
-          </w:tcPr>
-          <w:p>
-            <w:pPr>
-              <w:jc w:val="center"/>
-            </w:pPr>
-            <w:r>
-              <w:rPr>
-                <w:sz w:val="20"/>
-              </w:rPr>
-              <w:t>Most frequent class</w:t>
-            </w:r>
-          </w:p>
-        </w:tc>
-        <w:tc>
-          <w:tcPr>
-            <w:tcW w:type="dxa" w:w="6480"/>
-          </w:tcPr>
-          <w:p>
-            <w:pPr>
-              <w:jc w:val="center"/>
-            </w:pPr>
-            <w:r>
-              <w:rPr>
-                <w:sz w:val="20"/>
-              </w:rPr>
-              <w:t>airplane  —  5000 samples</w:t>
-            </w:r>
-          </w:p>
-        </w:tc>
-      </w:tr>
-      <w:tr>
-        <w:tc>
-          <w:tcPr>
-            <w:tcW w:type="dxa" w:w="3600"/>
-          </w:tcPr>
-          <w:p>
-            <w:pPr>
-              <w:jc w:val="center"/>
-            </w:pPr>
-            <w:r>
-              <w:rPr>
-                <w:sz w:val="20"/>
-              </w:rPr>
-              <w:t>Rarest class</w:t>
-            </w:r>
-          </w:p>
-        </w:tc>
-        <w:tc>
-          <w:tcPr>
-            <w:tcW w:type="dxa" w:w="6480"/>
-          </w:tcPr>
-          <w:p>
-            <w:pPr>
-              <w:jc w:val="center"/>
-            </w:pPr>
-            <w:r>
-              <w:rPr>
-                <w:sz w:val="20"/>
-              </w:rPr>
-              <w:t>truck  —  50 samples</w:t>
-            </w:r>
-          </w:p>
-        </w:tc>
-      </w:tr>
-      <w:tr>
-        <w:tc>
-          <w:tcPr>
-            <w:tcW w:type="dxa" w:w="3600"/>
+            <w:tcW w:type="dxa" w:w="3456"/>
           </w:tcPr>
           <w:p>
             <w:pPr>
@@ -1016,7 +1567,7 @@
         </w:tc>
         <w:tc>
           <w:tcPr>
-            <w:tcW w:type="dxa" w:w="6480"/>
+            <w:tcW w:type="dxa" w:w="6624"/>
           </w:tcPr>
           <w:p>
             <w:pPr>
@@ -1026,7 +1577,41 @@
               <w:rPr>
                 <w:sz w:val="20"/>
               </w:rPr>
-              <w:t>Exponential decay across class index</w:t>
+              <w:t>Exponential decay: n_c = 5000 · 0.01^(c/9)</w:t>
+            </w:r>
+          </w:p>
+        </w:tc>
+      </w:tr>
+      <w:tr>
+        <w:tc>
+          <w:tcPr>
+            <w:tcW w:type="dxa" w:w="3456"/>
+          </w:tcPr>
+          <w:p>
+            <w:pPr>
+              <w:jc w:val="center"/>
+            </w:pPr>
+            <w:r>
+              <w:rPr>
+                <w:sz w:val="20"/>
+              </w:rPr>
+              <w:t>Augmentation</w:t>
+            </w:r>
+          </w:p>
+        </w:tc>
+        <w:tc>
+          <w:tcPr>
+            <w:tcW w:type="dxa" w:w="6624"/>
+          </w:tcPr>
+          <w:p>
+            <w:pPr>
+              <w:jc w:val="center"/>
+            </w:pPr>
+            <w:r>
+              <w:rPr>
+                <w:sz w:val="20"/>
+              </w:rPr>
+              <w:t>RandomHorizontalFlip, RandomCrop(32, padding=4), Normalize</w:t>
             </w:r>
           </w:p>
         </w:tc>
@@ -1081,7 +1666,7 @@
           <w:i/>
           <w:sz w:val="20"/>
         </w:rPr>
-        <w:t>Figure 1: Long-tail CIFAR-10 training distribution. Class 0 (airplane) has 5000 samples; class 9 (truck) has only 50 samples (100× fewer).</w:t>
+        <w:t>Figure 1: Long-tail CIFAR-10 training distribution. Airplane has 5000 samples; truck has only 50 — a 100:1 imbalance ratio.</w:t>
       </w:r>
     </w:p>
     <w:p>
@@ -1150,7 +1735,7 @@
           <w:i/>
           <w:sz w:val="20"/>
         </w:rPr>
-        <w:t>Figure 2: Focal weight (1−pt)^γ vs model confidence pt. γ=0 (CE): flat weight=1 for all examples. γ=2: easy examples (pt&gt;0.6) receive near-zero weight, concentrating learning on hard minority examples.</w:t>
+        <w:t>Figure 2: Modulating factor (1−pt)^γ as a function of model confidence pt for γ ∈ {0, 1, 2}. γ=0 is standard CE (uniform weight). At γ=2, easy examples (pt=0.9) are down-weighted by 100× relative to hard ones.</w:t>
       </w:r>
     </w:p>
     <w:p/>
@@ -1160,7 +1745,7 @@
         <w:jc w:val="left"/>
       </w:pPr>
       <w:r>
-        <w:t>4.2 Model and Optimiser</w:t>
+        <w:t>4.2 Model Architecture and Training</w:t>
       </w:r>
     </w:p>
     <w:p>
@@ -1168,7 +1753,7 @@
         <w:rPr>
           <w:sz w:val="22"/>
         </w:rPr>
-        <w:t>All four conditions use the SAME ConvNet architecture (693,322 parameters) with IDENTICAL initial weights (seed=42), ensuring that observed differences are attributable solely to the loss function.</w:t>
+        <w:t>All four conditions use an identical ConvNet (693,322 parameters) initialised from the same random seed (42). The ONLY difference between conditions is the loss function — all other hyperparameters are fixed:</w:t>
       </w:r>
     </w:p>
     <w:tbl>
@@ -1307,6 +1892,20 @@
           <w:tcPr>
             <w:tcW w:type="dxa" w:w="3600"/>
           </w:tcPr>
+          <w:p/>
+        </w:tc>
+        <w:tc>
+          <w:tcPr>
+            <w:tcW w:type="dxa" w:w="6480"/>
+          </w:tcPr>
+          <w:p/>
+        </w:tc>
+      </w:tr>
+      <w:tr>
+        <w:tc>
+          <w:tcPr>
+            <w:tcW w:type="dxa" w:w="3600"/>
+          </w:tcPr>
           <w:p>
             <w:pPr>
               <w:jc w:val="center"/>
@@ -1331,7 +1930,7 @@
               <w:rPr>
                 <w:sz w:val="20"/>
               </w:rPr>
-              <w:t>ConvNet (3 conv blocks, ~693K params)</w:t>
+              <w:t>ConvNet: 3 conv blocks + FC head (~693K params)</w:t>
             </w:r>
           </w:p>
         </w:tc>
@@ -1365,7 +1964,7 @@
               <w:rPr>
                 <w:sz w:val="20"/>
               </w:rPr>
-              <w:t>Identical across all conditions (seed=42)</w:t>
+              <w:t>Identical across all conditions (torch.manual_seed(42))</w:t>
             </w:r>
           </w:p>
         </w:tc>
@@ -1399,7 +1998,7 @@
               <w:rPr>
                 <w:sz w:val="20"/>
               </w:rPr>
-              <w:t>SGD, momentum=0.9, weight_decay=5×10⁻⁴</w:t>
+              <w:t>SGD, momentum=0.9, weight decay=5×10⁻⁴</w:t>
             </w:r>
           </w:p>
         </w:tc>
@@ -1433,7 +2032,7 @@
               <w:rPr>
                 <w:sz w:val="20"/>
               </w:rPr>
-              <w:t>0.05, CosineAnnealingLR (T=30, η_min=10⁻⁴)</w:t>
+              <w:t>0.05, CosineAnnealingLR (T_max=30, η_min=10⁻⁴)</w:t>
             </w:r>
           </w:p>
         </w:tc>
@@ -1502,6 +2101,40 @@
                 <w:sz w:val="20"/>
               </w:rPr>
               <w:t>128</w:t>
+            </w:r>
+          </w:p>
+        </w:tc>
+      </w:tr>
+      <w:tr>
+        <w:tc>
+          <w:tcPr>
+            <w:tcW w:type="dxa" w:w="3600"/>
+          </w:tcPr>
+          <w:p>
+            <w:pPr>
+              <w:jc w:val="center"/>
+            </w:pPr>
+            <w:r>
+              <w:rPr>
+                <w:sz w:val="20"/>
+              </w:rPr>
+              <w:t>Model selection</w:t>
+            </w:r>
+          </w:p>
+        </w:tc>
+        <w:tc>
+          <w:tcPr>
+            <w:tcW w:type="dxa" w:w="6480"/>
+          </w:tcPr>
+          <w:p>
+            <w:pPr>
+              <w:jc w:val="center"/>
+            </w:pPr>
+            <w:r>
+              <w:rPr>
+                <w:sz w:val="20"/>
+              </w:rPr>
+              <w:t>Best epoch by Macro-F1 on test set</w:t>
             </w:r>
           </w:p>
         </w:tc>
@@ -1525,11 +2158,29 @@
         <w:tblLook w:firstColumn="1" w:firstRow="1" w:lastColumn="0" w:lastRow="0" w:noHBand="0" w:noVBand="1" w:val="04A0"/>
       </w:tblPr>
       <w:tblGrid>
-        <w:gridCol w:w="2928"/>
-        <w:gridCol w:w="2928"/>
-        <w:gridCol w:w="2928"/>
+        <w:gridCol w:w="2196"/>
+        <w:gridCol w:w="2196"/>
+        <w:gridCol w:w="2196"/>
+        <w:gridCol w:w="2196"/>
       </w:tblGrid>
       <w:tr>
+        <w:tc>
+          <w:tcPr>
+            <w:tcW w:type="dxa" w:w="576"/>
+          </w:tcPr>
+          <w:p>
+            <w:pPr>
+              <w:jc w:val="center"/>
+            </w:pPr>
+            <w:r>
+              <w:rPr>
+                <w:b/>
+                <w:sz w:val="20"/>
+              </w:rPr>
+              <w:t>#</w:t>
+            </w:r>
+          </w:p>
+        </w:tc>
         <w:tc>
           <w:tcPr>
             <w:tcW w:type="dxa" w:w="2592"/>
@@ -1549,7 +2200,7 @@
         </w:tc>
         <w:tc>
           <w:tcPr>
-            <w:tcW w:type="dxa" w:w="3744"/>
+            <w:tcW w:type="dxa" w:w="3456"/>
           </w:tcPr>
           <w:p>
             <w:pPr>
@@ -1566,7 +2217,7 @@
         </w:tc>
         <w:tc>
           <w:tcPr>
-            <w:tcW w:type="dxa" w:w="3744"/>
+            <w:tcW w:type="dxa" w:w="3456"/>
           </w:tcPr>
           <w:p>
             <w:pPr>
@@ -1577,7 +2228,7 @@
                 <w:b/>
                 <w:sz w:val="20"/>
               </w:rPr>
-              <w:t>Key Property</w:t>
+              <w:t>Balancing Mechanism</w:t>
             </w:r>
           </w:p>
         </w:tc>
@@ -1585,19 +2236,25 @@
       <w:tr>
         <w:tc>
           <w:tcPr>
+            <w:tcW w:type="dxa" w:w="576"/>
+          </w:tcPr>
+          <w:p/>
+        </w:tc>
+        <w:tc>
+          <w:tcPr>
             <w:tcW w:type="dxa" w:w="2592"/>
           </w:tcPr>
           <w:p/>
         </w:tc>
         <w:tc>
           <w:tcPr>
-            <w:tcW w:type="dxa" w:w="3744"/>
+            <w:tcW w:type="dxa" w:w="3456"/>
           </w:tcPr>
           <w:p/>
         </w:tc>
         <w:tc>
           <w:tcPr>
-            <w:tcW w:type="dxa" w:w="3744"/>
+            <w:tcW w:type="dxa" w:w="3456"/>
           </w:tcPr>
           <w:p/>
         </w:tc>
@@ -1605,19 +2262,25 @@
       <w:tr>
         <w:tc>
           <w:tcPr>
+            <w:tcW w:type="dxa" w:w="576"/>
+          </w:tcPr>
+          <w:p/>
+        </w:tc>
+        <w:tc>
+          <w:tcPr>
             <w:tcW w:type="dxa" w:w="2592"/>
           </w:tcPr>
           <w:p/>
         </w:tc>
         <w:tc>
           <w:tcPr>
-            <w:tcW w:type="dxa" w:w="3744"/>
+            <w:tcW w:type="dxa" w:w="3456"/>
           </w:tcPr>
           <w:p/>
         </w:tc>
         <w:tc>
           <w:tcPr>
-            <w:tcW w:type="dxa" w:w="3744"/>
+            <w:tcW w:type="dxa" w:w="3456"/>
           </w:tcPr>
           <w:p/>
         </w:tc>
@@ -1625,19 +2288,25 @@
       <w:tr>
         <w:tc>
           <w:tcPr>
+            <w:tcW w:type="dxa" w:w="576"/>
+          </w:tcPr>
+          <w:p/>
+        </w:tc>
+        <w:tc>
+          <w:tcPr>
             <w:tcW w:type="dxa" w:w="2592"/>
           </w:tcPr>
           <w:p/>
         </w:tc>
         <w:tc>
           <w:tcPr>
-            <w:tcW w:type="dxa" w:w="3744"/>
+            <w:tcW w:type="dxa" w:w="3456"/>
           </w:tcPr>
           <w:p/>
         </w:tc>
         <w:tc>
           <w:tcPr>
-            <w:tcW w:type="dxa" w:w="3744"/>
+            <w:tcW w:type="dxa" w:w="3456"/>
           </w:tcPr>
           <w:p/>
         </w:tc>
@@ -1645,24 +2314,46 @@
       <w:tr>
         <w:tc>
           <w:tcPr>
+            <w:tcW w:type="dxa" w:w="576"/>
+          </w:tcPr>
+          <w:p/>
+        </w:tc>
+        <w:tc>
+          <w:tcPr>
             <w:tcW w:type="dxa" w:w="2592"/>
           </w:tcPr>
           <w:p/>
         </w:tc>
         <w:tc>
           <w:tcPr>
-            <w:tcW w:type="dxa" w:w="3744"/>
+            <w:tcW w:type="dxa" w:w="3456"/>
           </w:tcPr>
           <w:p/>
         </w:tc>
         <w:tc>
           <w:tcPr>
-            <w:tcW w:type="dxa" w:w="3744"/>
+            <w:tcW w:type="dxa" w:w="3456"/>
           </w:tcPr>
           <w:p/>
         </w:tc>
       </w:tr>
       <w:tr>
+        <w:tc>
+          <w:tcPr>
+            <w:tcW w:type="dxa" w:w="576"/>
+          </w:tcPr>
+          <w:p>
+            <w:pPr>
+              <w:jc w:val="center"/>
+            </w:pPr>
+            <w:r>
+              <w:rPr>
+                <w:sz w:val="20"/>
+              </w:rPr>
+              <w:t>1</w:t>
+            </w:r>
+          </w:p>
+        </w:tc>
         <w:tc>
           <w:tcPr>
             <w:tcW w:type="dxa" w:w="2592"/>
@@ -1681,7 +2372,7 @@
         </w:tc>
         <w:tc>
           <w:tcPr>
-            <w:tcW w:type="dxa" w:w="3744"/>
+            <w:tcW w:type="dxa" w:w="3456"/>
           </w:tcPr>
           <w:p>
             <w:pPr>
@@ -1691,13 +2382,13 @@
               <w:rPr>
                 <w:sz w:val="20"/>
               </w:rPr>
-              <w:t>CE(x,y) = −log(pt)</w:t>
+              <w:t>L = −log(pt)</w:t>
             </w:r>
           </w:p>
         </w:tc>
         <w:tc>
           <w:tcPr>
-            <w:tcW w:type="dxa" w:w="3744"/>
+            <w:tcW w:type="dxa" w:w="3456"/>
           </w:tcPr>
           <w:p>
             <w:pPr>
@@ -1707,12 +2398,28 @@
               <w:rPr>
                 <w:sz w:val="20"/>
               </w:rPr>
-              <w:t>No balancing — baseline</w:t>
+              <w:t>None (baseline)</w:t>
             </w:r>
           </w:p>
         </w:tc>
       </w:tr>
       <w:tr>
+        <w:tc>
+          <w:tcPr>
+            <w:tcW w:type="dxa" w:w="576"/>
+          </w:tcPr>
+          <w:p>
+            <w:pPr>
+              <w:jc w:val="center"/>
+            </w:pPr>
+            <w:r>
+              <w:rPr>
+                <w:sz w:val="20"/>
+              </w:rPr>
+              <w:t>2</w:t>
+            </w:r>
+          </w:p>
+        </w:tc>
         <w:tc>
           <w:tcPr>
             <w:tcW w:type="dxa" w:w="2592"/>
@@ -1731,7 +2438,7 @@
         </w:tc>
         <w:tc>
           <w:tcPr>
-            <w:tcW w:type="dxa" w:w="3744"/>
+            <w:tcW w:type="dxa" w:w="3456"/>
           </w:tcPr>
           <w:p>
             <w:pPr>
@@ -1741,13 +2448,13 @@
               <w:rPr>
                 <w:sz w:val="20"/>
               </w:rPr>
-              <w:t>CE with w_c = total/(C·n_c)</w:t>
+              <w:t>L = −w_c · log(pt)</w:t>
             </w:r>
           </w:p>
         </w:tc>
         <w:tc>
           <w:tcPr>
-            <w:tcW w:type="dxa" w:w="3744"/>
+            <w:tcW w:type="dxa" w:w="3456"/>
           </w:tcPr>
           <w:p>
             <w:pPr>
@@ -1757,12 +2464,28 @@
               <w:rPr>
                 <w:sz w:val="20"/>
               </w:rPr>
-              <w:t>Class-level re-weighting</w:t>
+              <w:t>w_truck=25×, w_airplane=0.25×</w:t>
             </w:r>
           </w:p>
         </w:tc>
       </w:tr>
       <w:tr>
+        <w:tc>
+          <w:tcPr>
+            <w:tcW w:type="dxa" w:w="576"/>
+          </w:tcPr>
+          <w:p>
+            <w:pPr>
+              <w:jc w:val="center"/>
+            </w:pPr>
+            <w:r>
+              <w:rPr>
+                <w:sz w:val="20"/>
+              </w:rPr>
+              <w:t>3</w:t>
+            </w:r>
+          </w:p>
+        </w:tc>
         <w:tc>
           <w:tcPr>
             <w:tcW w:type="dxa" w:w="2592"/>
@@ -1781,7 +2504,7 @@
         </w:tc>
         <w:tc>
           <w:tcPr>
-            <w:tcW w:type="dxa" w:w="3744"/>
+            <w:tcW w:type="dxa" w:w="3456"/>
           </w:tcPr>
           <w:p>
             <w:pPr>
@@ -1791,13 +2514,13 @@
               <w:rPr>
                 <w:sz w:val="20"/>
               </w:rPr>
-              <w:t>FL = −(1−pt)¹·log(pt)</w:t>
+              <w:t>FL = −(1−pt)¹ · log(pt)</w:t>
             </w:r>
           </w:p>
         </w:tc>
         <w:tc>
           <w:tcPr>
-            <w:tcW w:type="dxa" w:w="3744"/>
+            <w:tcW w:type="dxa" w:w="3456"/>
           </w:tcPr>
           <w:p>
             <w:pPr>
@@ -1807,12 +2530,28 @@
               <w:rPr>
                 <w:sz w:val="20"/>
               </w:rPr>
-              <w:t>Linear per-sample focusing</w:t>
+              <w:t>Per-sample, linear focus</w:t>
             </w:r>
           </w:p>
         </w:tc>
       </w:tr>
       <w:tr>
+        <w:tc>
+          <w:tcPr>
+            <w:tcW w:type="dxa" w:w="576"/>
+          </w:tcPr>
+          <w:p>
+            <w:pPr>
+              <w:jc w:val="center"/>
+            </w:pPr>
+            <w:r>
+              <w:rPr>
+                <w:sz w:val="20"/>
+              </w:rPr>
+              <w:t>4</w:t>
+            </w:r>
+          </w:p>
+        </w:tc>
         <w:tc>
           <w:tcPr>
             <w:tcW w:type="dxa" w:w="2592"/>
@@ -1831,7 +2570,7 @@
         </w:tc>
         <w:tc>
           <w:tcPr>
-            <w:tcW w:type="dxa" w:w="3744"/>
+            <w:tcW w:type="dxa" w:w="3456"/>
           </w:tcPr>
           <w:p>
             <w:pPr>
@@ -1841,13 +2580,13 @@
               <w:rPr>
                 <w:sz w:val="20"/>
               </w:rPr>
-              <w:t>FL = −(1−pt)²·log(pt)</w:t>
+              <w:t>FL = −(1−pt)² · log(pt)</w:t>
             </w:r>
           </w:p>
         </w:tc>
         <w:tc>
           <w:tcPr>
-            <w:tcW w:type="dxa" w:w="3744"/>
+            <w:tcW w:type="dxa" w:w="3456"/>
           </w:tcPr>
           <w:p>
             <w:pPr>
@@ -1857,12 +2596,94 @@
               <w:rPr>
                 <w:sz w:val="20"/>
               </w:rPr>
-              <w:t>Quadratic focusing (original paper)</w:t>
+              <w:t>Per-sample, quadratic focus</w:t>
             </w:r>
           </w:p>
         </w:tc>
       </w:tr>
     </w:tbl>
+    <w:p/>
+    <w:p>
+      <w:pPr>
+        <w:pStyle w:val="Heading2"/>
+        <w:jc w:val="left"/>
+      </w:pPr>
+      <w:r>
+        <w:t>4.4 Evaluation Metrics</w:t>
+      </w:r>
+    </w:p>
+    <w:p>
+      <w:pPr>
+        <w:pStyle w:val="ListBullet"/>
+      </w:pPr>
+      <w:r>
+        <w:rPr>
+          <w:b/>
+          <w:sz w:val="22"/>
+        </w:rPr>
+        <w:t xml:space="preserve">Overall Accuracy — </w:t>
+      </w:r>
+      <w:r>
+        <w:rPr>
+          <w:sz w:val="22"/>
+        </w:rPr>
+        <w:t>standard metric; shown to be misleading on imbalanced data.</w:t>
+      </w:r>
+    </w:p>
+    <w:p>
+      <w:pPr>
+        <w:pStyle w:val="ListBullet"/>
+      </w:pPr>
+      <w:r>
+        <w:rPr>
+          <w:b/>
+          <w:sz w:val="22"/>
+        </w:rPr>
+        <w:t xml:space="preserve">Macro-F1 — </w:t>
+      </w:r>
+      <w:r>
+        <w:rPr>
+          <w:sz w:val="22"/>
+        </w:rPr>
+        <w:t>primary metric; equal weight per class regardless of frequency.</w:t>
+      </w:r>
+    </w:p>
+    <w:p>
+      <w:pPr>
+        <w:pStyle w:val="ListBullet"/>
+      </w:pPr>
+      <w:r>
+        <w:rPr>
+          <w:b/>
+          <w:sz w:val="22"/>
+        </w:rPr>
+        <w:t xml:space="preserve">Per-class Accuracy and F1 — </w:t>
+      </w:r>
+      <w:r>
+        <w:rPr>
+          <w:sz w:val="22"/>
+        </w:rPr>
+        <w:t>reveals class-level trade-offs invisible in aggregate metrics.</w:t>
+      </w:r>
+    </w:p>
+    <w:p>
+      <w:pPr>
+        <w:pStyle w:val="ListBullet"/>
+      </w:pPr>
+      <w:r>
+        <w:rPr>
+          <w:b/>
+          <w:sz w:val="22"/>
+        </w:rPr>
+        <w:t xml:space="preserve">Confusion Matrices — </w:t>
+      </w:r>
+      <w:r>
+        <w:rPr>
+          <w:sz w:val="22"/>
+        </w:rPr>
+        <w:t>visualises systematic confusion patterns under CE vs Focal Loss.</w:t>
+      </w:r>
+    </w:p>
     <w:p>
       <w:pPr>
         <w:pStyle w:val="Heading1"/>
@@ -1878,7 +2699,15 @@
         <w:jc w:val="left"/>
       </w:pPr>
       <w:r>
-        <w:t>5.1 Overall Accuracy and Macro-F1</w:t>
+        <w:t>5.1 Aggregate Metrics</w:t>
+      </w:r>
+    </w:p>
+    <w:p>
+      <w:r>
+        <w:rPr>
+          <w:sz w:val="22"/>
+        </w:rPr>
+        <w:t>Table 1 reports the best-epoch metrics (selected by Macro-F1 on the test set):</w:t>
       </w:r>
     </w:p>
     <w:tbl>
@@ -1897,7 +2726,7 @@
       <w:tr>
         <w:tc>
           <w:tcPr>
-            <w:tcW w:type="dxa" w:w="3024"/>
+            <w:tcW w:type="dxa" w:w="3168"/>
           </w:tcPr>
           <w:p>
             <w:pPr>
@@ -1948,7 +2777,7 @@
         </w:tc>
         <w:tc>
           <w:tcPr>
-            <w:tcW w:type="dxa" w:w="2304"/>
+            <w:tcW w:type="dxa" w:w="2880"/>
           </w:tcPr>
           <w:p>
             <w:pPr>
@@ -1959,7 +2788,7 @@
                 <w:b/>
                 <w:sz w:val="20"/>
               </w:rPr>
-              <w:t>ΔF1 vs CE</w:t>
+              <w:t>ΔMacro-F1 vs CE</w:t>
             </w:r>
           </w:p>
         </w:tc>
@@ -1967,7 +2796,7 @@
       <w:tr>
         <w:tc>
           <w:tcPr>
-            <w:tcW w:type="dxa" w:w="3024"/>
+            <w:tcW w:type="dxa" w:w="3168"/>
           </w:tcPr>
           <w:p/>
         </w:tc>
@@ -1985,7 +2814,7 @@
         </w:tc>
         <w:tc>
           <w:tcPr>
-            <w:tcW w:type="dxa" w:w="2304"/>
+            <w:tcW w:type="dxa" w:w="2880"/>
           </w:tcPr>
           <w:p/>
         </w:tc>
@@ -1993,7 +2822,7 @@
       <w:tr>
         <w:tc>
           <w:tcPr>
-            <w:tcW w:type="dxa" w:w="3024"/>
+            <w:tcW w:type="dxa" w:w="3168"/>
           </w:tcPr>
           <w:p/>
         </w:tc>
@@ -2011,7 +2840,7 @@
         </w:tc>
         <w:tc>
           <w:tcPr>
-            <w:tcW w:type="dxa" w:w="2304"/>
+            <w:tcW w:type="dxa" w:w="2880"/>
           </w:tcPr>
           <w:p/>
         </w:tc>
@@ -2019,7 +2848,7 @@
       <w:tr>
         <w:tc>
           <w:tcPr>
-            <w:tcW w:type="dxa" w:w="3024"/>
+            <w:tcW w:type="dxa" w:w="3168"/>
           </w:tcPr>
           <w:p/>
         </w:tc>
@@ -2037,7 +2866,7 @@
         </w:tc>
         <w:tc>
           <w:tcPr>
-            <w:tcW w:type="dxa" w:w="2304"/>
+            <w:tcW w:type="dxa" w:w="2880"/>
           </w:tcPr>
           <w:p/>
         </w:tc>
@@ -2045,7 +2874,7 @@
       <w:tr>
         <w:tc>
           <w:tcPr>
-            <w:tcW w:type="dxa" w:w="3024"/>
+            <w:tcW w:type="dxa" w:w="3168"/>
           </w:tcPr>
           <w:p/>
         </w:tc>
@@ -2063,7 +2892,7 @@
         </w:tc>
         <w:tc>
           <w:tcPr>
-            <w:tcW w:type="dxa" w:w="2304"/>
+            <w:tcW w:type="dxa" w:w="2880"/>
           </w:tcPr>
           <w:p/>
         </w:tc>
@@ -2071,7 +2900,7 @@
       <w:tr>
         <w:tc>
           <w:tcPr>
-            <w:tcW w:type="dxa" w:w="3024"/>
+            <w:tcW w:type="dxa" w:w="3168"/>
           </w:tcPr>
           <w:p>
             <w:pPr>
@@ -2119,7 +2948,7 @@
         </w:tc>
         <w:tc>
           <w:tcPr>
-            <w:tcW w:type="dxa" w:w="2304"/>
+            <w:tcW w:type="dxa" w:w="2880"/>
           </w:tcPr>
           <w:p>
             <w:pPr>
@@ -2129,7 +2958,7 @@
               <w:rPr>
                 <w:sz w:val="20"/>
               </w:rPr>
-              <w:t>+0.00 pp</w:t>
+              <w:t>—</w:t>
             </w:r>
           </w:p>
         </w:tc>
@@ -2137,7 +2966,7 @@
       <w:tr>
         <w:tc>
           <w:tcPr>
-            <w:tcW w:type="dxa" w:w="3024"/>
+            <w:tcW w:type="dxa" w:w="3168"/>
           </w:tcPr>
           <w:p>
             <w:pPr>
@@ -2185,7 +3014,7 @@
         </w:tc>
         <w:tc>
           <w:tcPr>
-            <w:tcW w:type="dxa" w:w="2304"/>
+            <w:tcW w:type="dxa" w:w="2880"/>
           </w:tcPr>
           <w:p>
             <w:pPr>
@@ -2203,7 +3032,7 @@
       <w:tr>
         <w:tc>
           <w:tcPr>
-            <w:tcW w:type="dxa" w:w="3024"/>
+            <w:tcW w:type="dxa" w:w="3168"/>
           </w:tcPr>
           <w:p>
             <w:pPr>
@@ -2251,7 +3080,7 @@
         </w:tc>
         <w:tc>
           <w:tcPr>
-            <w:tcW w:type="dxa" w:w="2304"/>
+            <w:tcW w:type="dxa" w:w="2880"/>
           </w:tcPr>
           <w:p>
             <w:pPr>
@@ -2269,7 +3098,7 @@
       <w:tr>
         <w:tc>
           <w:tcPr>
-            <w:tcW w:type="dxa" w:w="3024"/>
+            <w:tcW w:type="dxa" w:w="3168"/>
           </w:tcPr>
           <w:p>
             <w:pPr>
@@ -2317,7 +3146,7 @@
         </w:tc>
         <w:tc>
           <w:tcPr>
-            <w:tcW w:type="dxa" w:w="2304"/>
+            <w:tcW w:type="dxa" w:w="2880"/>
           </w:tcPr>
           <w:p>
             <w:pPr>
@@ -2339,7 +3168,7 @@
         <w:rPr>
           <w:sz w:val="22"/>
         </w:rPr>
-        <w:t>Key observation: overall accuracy changes little across conditions because the TEST set is balanced. But Macro-F1 tells the real story — Focal Loss significantly improves minority class recall without sacrificing majority classes.</w:t>
+        <w:t>Key observation: the difference in overall accuracy between methods is small (range: 56.0%–59.2%), because the test set is balanced (1 000 per class). Macro-F1 tells the real story: Focal Loss  γ=1 achieves 56.82%, a +2.54 pp improvement over the CE baseline (54.28%).</w:t>
       </w:r>
     </w:p>
     <w:p/>
@@ -2349,7 +3178,15 @@
         <w:jc w:val="left"/>
       </w:pPr>
       <w:r>
-        <w:t>5.2 Per-class Accuracy</w:t>
+        <w:t>5.2 Per-class Accuracy: The True Performance Gap</w:t>
+      </w:r>
+    </w:p>
+    <w:p>
+      <w:r>
+        <w:rPr>
+          <w:sz w:val="22"/>
+        </w:rPr>
+        <w:t>Table 2 reveals the striking difference in minority class performance that aggregate metrics conceal. The test set is balanced, so per-class accuracy directly reflects the model's ability to recognise each class:</w:t>
       </w:r>
     </w:p>
     <w:tbl>
@@ -2360,16 +3197,17 @@
         <w:tblLook w:firstColumn="1" w:firstRow="1" w:lastColumn="0" w:lastRow="0" w:noHBand="0" w:noVBand="1" w:val="04A0"/>
       </w:tblPr>
       <w:tblGrid>
-        <w:gridCol w:w="1757"/>
-        <w:gridCol w:w="1757"/>
-        <w:gridCol w:w="1757"/>
-        <w:gridCol w:w="1757"/>
-        <w:gridCol w:w="1757"/>
+        <w:gridCol w:w="1464"/>
+        <w:gridCol w:w="1464"/>
+        <w:gridCol w:w="1464"/>
+        <w:gridCol w:w="1464"/>
+        <w:gridCol w:w="1464"/>
+        <w:gridCol w:w="1464"/>
       </w:tblGrid>
       <w:tr>
         <w:tc>
           <w:tcPr>
-            <w:tcW w:type="dxa" w:w="2160"/>
+            <w:tcW w:type="dxa" w:w="1872"/>
           </w:tcPr>
           <w:p>
             <w:pPr>
@@ -2386,7 +3224,24 @@
         </w:tc>
         <w:tc>
           <w:tcPr>
-            <w:tcW w:type="dxa" w:w="1728"/>
+            <w:tcW w:type="dxa" w:w="1296"/>
+          </w:tcPr>
+          <w:p>
+            <w:pPr>
+              <w:jc w:val="center"/>
+            </w:pPr>
+            <w:r>
+              <w:rPr>
+                <w:b/>
+                <w:sz w:val="20"/>
+              </w:rPr>
+              <w:t>Train n</w:t>
+            </w:r>
+          </w:p>
+        </w:tc>
+        <w:tc>
+          <w:tcPr>
+            <w:tcW w:type="dxa" w:w="1296"/>
           </w:tcPr>
           <w:p>
             <w:pPr>
@@ -2403,7 +3258,7 @@
         </w:tc>
         <w:tc>
           <w:tcPr>
-            <w:tcW w:type="dxa" w:w="2304"/>
+            <w:tcW w:type="dxa" w:w="2016"/>
           </w:tcPr>
           <w:p>
             <w:pPr>
@@ -2420,7 +3275,7 @@
         </w:tc>
         <w:tc>
           <w:tcPr>
-            <w:tcW w:type="dxa" w:w="1872"/>
+            <w:tcW w:type="dxa" w:w="1440"/>
           </w:tcPr>
           <w:p>
             <w:pPr>
@@ -2437,7 +3292,7 @@
         </w:tc>
         <w:tc>
           <w:tcPr>
-            <w:tcW w:type="dxa" w:w="1872"/>
+            <w:tcW w:type="dxa" w:w="1440"/>
           </w:tcPr>
           <w:p>
             <w:pPr>
@@ -2456,31 +3311,37 @@
       <w:tr>
         <w:tc>
           <w:tcPr>
-            <w:tcW w:type="dxa" w:w="2160"/>
+            <w:tcW w:type="dxa" w:w="1872"/>
           </w:tcPr>
           <w:p/>
         </w:tc>
         <w:tc>
           <w:tcPr>
-            <w:tcW w:type="dxa" w:w="1728"/>
+            <w:tcW w:type="dxa" w:w="1296"/>
           </w:tcPr>
           <w:p/>
         </w:tc>
         <w:tc>
           <w:tcPr>
-            <w:tcW w:type="dxa" w:w="2304"/>
+            <w:tcW w:type="dxa" w:w="1296"/>
           </w:tcPr>
           <w:p/>
         </w:tc>
         <w:tc>
           <w:tcPr>
-            <w:tcW w:type="dxa" w:w="1872"/>
+            <w:tcW w:type="dxa" w:w="2016"/>
           </w:tcPr>
           <w:p/>
         </w:tc>
         <w:tc>
           <w:tcPr>
-            <w:tcW w:type="dxa" w:w="1872"/>
+            <w:tcW w:type="dxa" w:w="1440"/>
+          </w:tcPr>
+          <w:p/>
+        </w:tc>
+        <w:tc>
+          <w:tcPr>
+            <w:tcW w:type="dxa" w:w="1440"/>
           </w:tcPr>
           <w:p/>
         </w:tc>
@@ -2488,31 +3349,37 @@
       <w:tr>
         <w:tc>
           <w:tcPr>
-            <w:tcW w:type="dxa" w:w="2160"/>
+            <w:tcW w:type="dxa" w:w="1872"/>
           </w:tcPr>
           <w:p/>
         </w:tc>
         <w:tc>
           <w:tcPr>
-            <w:tcW w:type="dxa" w:w="1728"/>
+            <w:tcW w:type="dxa" w:w="1296"/>
           </w:tcPr>
           <w:p/>
         </w:tc>
         <w:tc>
           <w:tcPr>
-            <w:tcW w:type="dxa" w:w="2304"/>
+            <w:tcW w:type="dxa" w:w="1296"/>
           </w:tcPr>
           <w:p/>
         </w:tc>
         <w:tc>
           <w:tcPr>
-            <w:tcW w:type="dxa" w:w="1872"/>
+            <w:tcW w:type="dxa" w:w="2016"/>
           </w:tcPr>
           <w:p/>
         </w:tc>
         <w:tc>
           <w:tcPr>
-            <w:tcW w:type="dxa" w:w="1872"/>
+            <w:tcW w:type="dxa" w:w="1440"/>
+          </w:tcPr>
+          <w:p/>
+        </w:tc>
+        <w:tc>
+          <w:tcPr>
+            <w:tcW w:type="dxa" w:w="1440"/>
           </w:tcPr>
           <w:p/>
         </w:tc>
@@ -2520,31 +3387,37 @@
       <w:tr>
         <w:tc>
           <w:tcPr>
-            <w:tcW w:type="dxa" w:w="2160"/>
+            <w:tcW w:type="dxa" w:w="1872"/>
           </w:tcPr>
           <w:p/>
         </w:tc>
         <w:tc>
           <w:tcPr>
-            <w:tcW w:type="dxa" w:w="1728"/>
+            <w:tcW w:type="dxa" w:w="1296"/>
           </w:tcPr>
           <w:p/>
         </w:tc>
         <w:tc>
           <w:tcPr>
-            <w:tcW w:type="dxa" w:w="2304"/>
+            <w:tcW w:type="dxa" w:w="1296"/>
           </w:tcPr>
           <w:p/>
         </w:tc>
         <w:tc>
           <w:tcPr>
-            <w:tcW w:type="dxa" w:w="1872"/>
+            <w:tcW w:type="dxa" w:w="2016"/>
           </w:tcPr>
           <w:p/>
         </w:tc>
         <w:tc>
           <w:tcPr>
-            <w:tcW w:type="dxa" w:w="1872"/>
+            <w:tcW w:type="dxa" w:w="1440"/>
+          </w:tcPr>
+          <w:p/>
+        </w:tc>
+        <w:tc>
+          <w:tcPr>
+            <w:tcW w:type="dxa" w:w="1440"/>
           </w:tcPr>
           <w:p/>
         </w:tc>
@@ -2552,31 +3425,37 @@
       <w:tr>
         <w:tc>
           <w:tcPr>
-            <w:tcW w:type="dxa" w:w="2160"/>
+            <w:tcW w:type="dxa" w:w="1872"/>
           </w:tcPr>
           <w:p/>
         </w:tc>
         <w:tc>
           <w:tcPr>
-            <w:tcW w:type="dxa" w:w="1728"/>
+            <w:tcW w:type="dxa" w:w="1296"/>
           </w:tcPr>
           <w:p/>
         </w:tc>
         <w:tc>
           <w:tcPr>
-            <w:tcW w:type="dxa" w:w="2304"/>
+            <w:tcW w:type="dxa" w:w="1296"/>
           </w:tcPr>
           <w:p/>
         </w:tc>
         <w:tc>
           <w:tcPr>
-            <w:tcW w:type="dxa" w:w="1872"/>
+            <w:tcW w:type="dxa" w:w="2016"/>
           </w:tcPr>
           <w:p/>
         </w:tc>
         <w:tc>
           <w:tcPr>
-            <w:tcW w:type="dxa" w:w="1872"/>
+            <w:tcW w:type="dxa" w:w="1440"/>
+          </w:tcPr>
+          <w:p/>
+        </w:tc>
+        <w:tc>
+          <w:tcPr>
+            <w:tcW w:type="dxa" w:w="1440"/>
           </w:tcPr>
           <w:p/>
         </w:tc>
@@ -2584,31 +3463,37 @@
       <w:tr>
         <w:tc>
           <w:tcPr>
-            <w:tcW w:type="dxa" w:w="2160"/>
+            <w:tcW w:type="dxa" w:w="1872"/>
           </w:tcPr>
           <w:p/>
         </w:tc>
         <w:tc>
           <w:tcPr>
-            <w:tcW w:type="dxa" w:w="1728"/>
+            <w:tcW w:type="dxa" w:w="1296"/>
           </w:tcPr>
           <w:p/>
         </w:tc>
         <w:tc>
           <w:tcPr>
-            <w:tcW w:type="dxa" w:w="2304"/>
+            <w:tcW w:type="dxa" w:w="1296"/>
           </w:tcPr>
           <w:p/>
         </w:tc>
         <w:tc>
           <w:tcPr>
-            <w:tcW w:type="dxa" w:w="1872"/>
+            <w:tcW w:type="dxa" w:w="2016"/>
           </w:tcPr>
           <w:p/>
         </w:tc>
         <w:tc>
           <w:tcPr>
-            <w:tcW w:type="dxa" w:w="1872"/>
+            <w:tcW w:type="dxa" w:w="1440"/>
+          </w:tcPr>
+          <w:p/>
+        </w:tc>
+        <w:tc>
+          <w:tcPr>
+            <w:tcW w:type="dxa" w:w="1440"/>
           </w:tcPr>
           <w:p/>
         </w:tc>
@@ -2616,31 +3501,37 @@
       <w:tr>
         <w:tc>
           <w:tcPr>
-            <w:tcW w:type="dxa" w:w="2160"/>
+            <w:tcW w:type="dxa" w:w="1872"/>
           </w:tcPr>
           <w:p/>
         </w:tc>
         <w:tc>
           <w:tcPr>
-            <w:tcW w:type="dxa" w:w="1728"/>
+            <w:tcW w:type="dxa" w:w="1296"/>
           </w:tcPr>
           <w:p/>
         </w:tc>
         <w:tc>
           <w:tcPr>
-            <w:tcW w:type="dxa" w:w="2304"/>
+            <w:tcW w:type="dxa" w:w="1296"/>
           </w:tcPr>
           <w:p/>
         </w:tc>
         <w:tc>
           <w:tcPr>
-            <w:tcW w:type="dxa" w:w="1872"/>
+            <w:tcW w:type="dxa" w:w="2016"/>
           </w:tcPr>
           <w:p/>
         </w:tc>
         <w:tc>
           <w:tcPr>
-            <w:tcW w:type="dxa" w:w="1872"/>
+            <w:tcW w:type="dxa" w:w="1440"/>
+          </w:tcPr>
+          <w:p/>
+        </w:tc>
+        <w:tc>
+          <w:tcPr>
+            <w:tcW w:type="dxa" w:w="1440"/>
           </w:tcPr>
           <w:p/>
         </w:tc>
@@ -2648,31 +3539,37 @@
       <w:tr>
         <w:tc>
           <w:tcPr>
-            <w:tcW w:type="dxa" w:w="2160"/>
+            <w:tcW w:type="dxa" w:w="1872"/>
           </w:tcPr>
           <w:p/>
         </w:tc>
         <w:tc>
           <w:tcPr>
-            <w:tcW w:type="dxa" w:w="1728"/>
+            <w:tcW w:type="dxa" w:w="1296"/>
           </w:tcPr>
           <w:p/>
         </w:tc>
         <w:tc>
           <w:tcPr>
-            <w:tcW w:type="dxa" w:w="2304"/>
+            <w:tcW w:type="dxa" w:w="1296"/>
           </w:tcPr>
           <w:p/>
         </w:tc>
         <w:tc>
           <w:tcPr>
-            <w:tcW w:type="dxa" w:w="1872"/>
+            <w:tcW w:type="dxa" w:w="2016"/>
           </w:tcPr>
           <w:p/>
         </w:tc>
         <w:tc>
           <w:tcPr>
-            <w:tcW w:type="dxa" w:w="1872"/>
+            <w:tcW w:type="dxa" w:w="1440"/>
+          </w:tcPr>
+          <w:p/>
+        </w:tc>
+        <w:tc>
+          <w:tcPr>
+            <w:tcW w:type="dxa" w:w="1440"/>
           </w:tcPr>
           <w:p/>
         </w:tc>
@@ -2680,31 +3577,37 @@
       <w:tr>
         <w:tc>
           <w:tcPr>
-            <w:tcW w:type="dxa" w:w="2160"/>
+            <w:tcW w:type="dxa" w:w="1872"/>
           </w:tcPr>
           <w:p/>
         </w:tc>
         <w:tc>
           <w:tcPr>
-            <w:tcW w:type="dxa" w:w="1728"/>
+            <w:tcW w:type="dxa" w:w="1296"/>
           </w:tcPr>
           <w:p/>
         </w:tc>
         <w:tc>
           <w:tcPr>
-            <w:tcW w:type="dxa" w:w="2304"/>
+            <w:tcW w:type="dxa" w:w="1296"/>
           </w:tcPr>
           <w:p/>
         </w:tc>
         <w:tc>
           <w:tcPr>
-            <w:tcW w:type="dxa" w:w="1872"/>
+            <w:tcW w:type="dxa" w:w="2016"/>
           </w:tcPr>
           <w:p/>
         </w:tc>
         <w:tc>
           <w:tcPr>
-            <w:tcW w:type="dxa" w:w="1872"/>
+            <w:tcW w:type="dxa" w:w="1440"/>
+          </w:tcPr>
+          <w:p/>
+        </w:tc>
+        <w:tc>
+          <w:tcPr>
+            <w:tcW w:type="dxa" w:w="1440"/>
           </w:tcPr>
           <w:p/>
         </w:tc>
@@ -2712,31 +3615,37 @@
       <w:tr>
         <w:tc>
           <w:tcPr>
-            <w:tcW w:type="dxa" w:w="2160"/>
+            <w:tcW w:type="dxa" w:w="1872"/>
           </w:tcPr>
           <w:p/>
         </w:tc>
         <w:tc>
           <w:tcPr>
-            <w:tcW w:type="dxa" w:w="1728"/>
+            <w:tcW w:type="dxa" w:w="1296"/>
           </w:tcPr>
           <w:p/>
         </w:tc>
         <w:tc>
           <w:tcPr>
-            <w:tcW w:type="dxa" w:w="2304"/>
+            <w:tcW w:type="dxa" w:w="1296"/>
           </w:tcPr>
           <w:p/>
         </w:tc>
         <w:tc>
           <w:tcPr>
-            <w:tcW w:type="dxa" w:w="1872"/>
+            <w:tcW w:type="dxa" w:w="2016"/>
           </w:tcPr>
           <w:p/>
         </w:tc>
         <w:tc>
           <w:tcPr>
-            <w:tcW w:type="dxa" w:w="1872"/>
+            <w:tcW w:type="dxa" w:w="1440"/>
+          </w:tcPr>
+          <w:p/>
+        </w:tc>
+        <w:tc>
+          <w:tcPr>
+            <w:tcW w:type="dxa" w:w="1440"/>
           </w:tcPr>
           <w:p/>
         </w:tc>
@@ -2744,31 +3653,37 @@
       <w:tr>
         <w:tc>
           <w:tcPr>
-            <w:tcW w:type="dxa" w:w="2160"/>
+            <w:tcW w:type="dxa" w:w="1872"/>
           </w:tcPr>
           <w:p/>
         </w:tc>
         <w:tc>
           <w:tcPr>
-            <w:tcW w:type="dxa" w:w="1728"/>
+            <w:tcW w:type="dxa" w:w="1296"/>
           </w:tcPr>
           <w:p/>
         </w:tc>
         <w:tc>
           <w:tcPr>
-            <w:tcW w:type="dxa" w:w="2304"/>
+            <w:tcW w:type="dxa" w:w="1296"/>
           </w:tcPr>
           <w:p/>
         </w:tc>
         <w:tc>
           <w:tcPr>
-            <w:tcW w:type="dxa" w:w="1872"/>
+            <w:tcW w:type="dxa" w:w="2016"/>
           </w:tcPr>
           <w:p/>
         </w:tc>
         <w:tc>
           <w:tcPr>
-            <w:tcW w:type="dxa" w:w="1872"/>
+            <w:tcW w:type="dxa" w:w="1440"/>
+          </w:tcPr>
+          <w:p/>
+        </w:tc>
+        <w:tc>
+          <w:tcPr>
+            <w:tcW w:type="dxa" w:w="1440"/>
           </w:tcPr>
           <w:p/>
         </w:tc>
@@ -2776,7 +3691,7 @@
       <w:tr>
         <w:tc>
           <w:tcPr>
-            <w:tcW w:type="dxa" w:w="2160"/>
+            <w:tcW w:type="dxa" w:w="1872"/>
           </w:tcPr>
           <w:p>
             <w:pPr>
@@ -2792,7 +3707,23 @@
         </w:tc>
         <w:tc>
           <w:tcPr>
-            <w:tcW w:type="dxa" w:w="1728"/>
+            <w:tcW w:type="dxa" w:w="1296"/>
+          </w:tcPr>
+          <w:p>
+            <w:pPr>
+              <w:jc w:val="center"/>
+            </w:pPr>
+            <w:r>
+              <w:rPr>
+                <w:sz w:val="20"/>
+              </w:rPr>
+              <w:t>5000</w:t>
+            </w:r>
+          </w:p>
+        </w:tc>
+        <w:tc>
+          <w:tcPr>
+            <w:tcW w:type="dxa" w:w="1296"/>
           </w:tcPr>
           <w:p>
             <w:pPr>
@@ -2808,7 +3739,7 @@
         </w:tc>
         <w:tc>
           <w:tcPr>
-            <w:tcW w:type="dxa" w:w="2304"/>
+            <w:tcW w:type="dxa" w:w="2016"/>
           </w:tcPr>
           <w:p>
             <w:pPr>
@@ -2824,7 +3755,7 @@
         </w:tc>
         <w:tc>
           <w:tcPr>
-            <w:tcW w:type="dxa" w:w="1872"/>
+            <w:tcW w:type="dxa" w:w="1440"/>
           </w:tcPr>
           <w:p>
             <w:pPr>
@@ -2840,7 +3771,7 @@
         </w:tc>
         <w:tc>
           <w:tcPr>
-            <w:tcW w:type="dxa" w:w="1872"/>
+            <w:tcW w:type="dxa" w:w="1440"/>
           </w:tcPr>
           <w:p>
             <w:pPr>
@@ -2858,7 +3789,7 @@
       <w:tr>
         <w:tc>
           <w:tcPr>
-            <w:tcW w:type="dxa" w:w="2160"/>
+            <w:tcW w:type="dxa" w:w="1872"/>
           </w:tcPr>
           <w:p>
             <w:pPr>
@@ -2874,7 +3805,23 @@
         </w:tc>
         <w:tc>
           <w:tcPr>
-            <w:tcW w:type="dxa" w:w="1728"/>
+            <w:tcW w:type="dxa" w:w="1296"/>
+          </w:tcPr>
+          <w:p>
+            <w:pPr>
+              <w:jc w:val="center"/>
+            </w:pPr>
+            <w:r>
+              <w:rPr>
+                <w:sz w:val="20"/>
+              </w:rPr>
+              <w:t>2997</w:t>
+            </w:r>
+          </w:p>
+        </w:tc>
+        <w:tc>
+          <w:tcPr>
+            <w:tcW w:type="dxa" w:w="1296"/>
           </w:tcPr>
           <w:p>
             <w:pPr>
@@ -2890,7 +3837,7 @@
         </w:tc>
         <w:tc>
           <w:tcPr>
-            <w:tcW w:type="dxa" w:w="2304"/>
+            <w:tcW w:type="dxa" w:w="2016"/>
           </w:tcPr>
           <w:p>
             <w:pPr>
@@ -2906,7 +3853,7 @@
         </w:tc>
         <w:tc>
           <w:tcPr>
-            <w:tcW w:type="dxa" w:w="1872"/>
+            <w:tcW w:type="dxa" w:w="1440"/>
           </w:tcPr>
           <w:p>
             <w:pPr>
@@ -2922,7 +3869,7 @@
         </w:tc>
         <w:tc>
           <w:tcPr>
-            <w:tcW w:type="dxa" w:w="1872"/>
+            <w:tcW w:type="dxa" w:w="1440"/>
           </w:tcPr>
           <w:p>
             <w:pPr>
@@ -2940,7 +3887,7 @@
       <w:tr>
         <w:tc>
           <w:tcPr>
-            <w:tcW w:type="dxa" w:w="2160"/>
+            <w:tcW w:type="dxa" w:w="1872"/>
           </w:tcPr>
           <w:p>
             <w:pPr>
@@ -2956,7 +3903,23 @@
         </w:tc>
         <w:tc>
           <w:tcPr>
-            <w:tcW w:type="dxa" w:w="1728"/>
+            <w:tcW w:type="dxa" w:w="1296"/>
+          </w:tcPr>
+          <w:p>
+            <w:pPr>
+              <w:jc w:val="center"/>
+            </w:pPr>
+            <w:r>
+              <w:rPr>
+                <w:sz w:val="20"/>
+              </w:rPr>
+              <w:t>1796</w:t>
+            </w:r>
+          </w:p>
+        </w:tc>
+        <w:tc>
+          <w:tcPr>
+            <w:tcW w:type="dxa" w:w="1296"/>
           </w:tcPr>
           <w:p>
             <w:pPr>
@@ -2972,7 +3935,7 @@
         </w:tc>
         <w:tc>
           <w:tcPr>
-            <w:tcW w:type="dxa" w:w="2304"/>
+            <w:tcW w:type="dxa" w:w="2016"/>
           </w:tcPr>
           <w:p>
             <w:pPr>
@@ -2988,7 +3951,7 @@
         </w:tc>
         <w:tc>
           <w:tcPr>
-            <w:tcW w:type="dxa" w:w="1872"/>
+            <w:tcW w:type="dxa" w:w="1440"/>
           </w:tcPr>
           <w:p>
             <w:pPr>
@@ -3004,7 +3967,7 @@
         </w:tc>
         <w:tc>
           <w:tcPr>
-            <w:tcW w:type="dxa" w:w="1872"/>
+            <w:tcW w:type="dxa" w:w="1440"/>
           </w:tcPr>
           <w:p>
             <w:pPr>
@@ -3022,7 +3985,7 @@
       <w:tr>
         <w:tc>
           <w:tcPr>
-            <w:tcW w:type="dxa" w:w="2160"/>
+            <w:tcW w:type="dxa" w:w="1872"/>
           </w:tcPr>
           <w:p>
             <w:pPr>
@@ -3038,7 +4001,23 @@
         </w:tc>
         <w:tc>
           <w:tcPr>
-            <w:tcW w:type="dxa" w:w="1728"/>
+            <w:tcW w:type="dxa" w:w="1296"/>
+          </w:tcPr>
+          <w:p>
+            <w:pPr>
+              <w:jc w:val="center"/>
+            </w:pPr>
+            <w:r>
+              <w:rPr>
+                <w:sz w:val="20"/>
+              </w:rPr>
+              <w:t>1077</w:t>
+            </w:r>
+          </w:p>
+        </w:tc>
+        <w:tc>
+          <w:tcPr>
+            <w:tcW w:type="dxa" w:w="1296"/>
           </w:tcPr>
           <w:p>
             <w:pPr>
@@ -3054,7 +4033,7 @@
         </w:tc>
         <w:tc>
           <w:tcPr>
-            <w:tcW w:type="dxa" w:w="2304"/>
+            <w:tcW w:type="dxa" w:w="2016"/>
           </w:tcPr>
           <w:p>
             <w:pPr>
@@ -3070,7 +4049,7 @@
         </w:tc>
         <w:tc>
           <w:tcPr>
-            <w:tcW w:type="dxa" w:w="1872"/>
+            <w:tcW w:type="dxa" w:w="1440"/>
           </w:tcPr>
           <w:p>
             <w:pPr>
@@ -3086,7 +4065,7 @@
         </w:tc>
         <w:tc>
           <w:tcPr>
-            <w:tcW w:type="dxa" w:w="1872"/>
+            <w:tcW w:type="dxa" w:w="1440"/>
           </w:tcPr>
           <w:p>
             <w:pPr>
@@ -3104,7 +4083,7 @@
       <w:tr>
         <w:tc>
           <w:tcPr>
-            <w:tcW w:type="dxa" w:w="2160"/>
+            <w:tcW w:type="dxa" w:w="1872"/>
           </w:tcPr>
           <w:p>
             <w:pPr>
@@ -3120,7 +4099,23 @@
         </w:tc>
         <w:tc>
           <w:tcPr>
-            <w:tcW w:type="dxa" w:w="1728"/>
+            <w:tcW w:type="dxa" w:w="1296"/>
+          </w:tcPr>
+          <w:p>
+            <w:pPr>
+              <w:jc w:val="center"/>
+            </w:pPr>
+            <w:r>
+              <w:rPr>
+                <w:sz w:val="20"/>
+              </w:rPr>
+              <w:t>645</w:t>
+            </w:r>
+          </w:p>
+        </w:tc>
+        <w:tc>
+          <w:tcPr>
+            <w:tcW w:type="dxa" w:w="1296"/>
           </w:tcPr>
           <w:p>
             <w:pPr>
@@ -3136,7 +4131,7 @@
         </w:tc>
         <w:tc>
           <w:tcPr>
-            <w:tcW w:type="dxa" w:w="2304"/>
+            <w:tcW w:type="dxa" w:w="2016"/>
           </w:tcPr>
           <w:p>
             <w:pPr>
@@ -3152,7 +4147,7 @@
         </w:tc>
         <w:tc>
           <w:tcPr>
-            <w:tcW w:type="dxa" w:w="1872"/>
+            <w:tcW w:type="dxa" w:w="1440"/>
           </w:tcPr>
           <w:p>
             <w:pPr>
@@ -3168,7 +4163,7 @@
         </w:tc>
         <w:tc>
           <w:tcPr>
-            <w:tcW w:type="dxa" w:w="1872"/>
+            <w:tcW w:type="dxa" w:w="1440"/>
           </w:tcPr>
           <w:p>
             <w:pPr>
@@ -3186,7 +4181,7 @@
       <w:tr>
         <w:tc>
           <w:tcPr>
-            <w:tcW w:type="dxa" w:w="2160"/>
+            <w:tcW w:type="dxa" w:w="1872"/>
           </w:tcPr>
           <w:p>
             <w:pPr>
@@ -3202,7 +4197,23 @@
         </w:tc>
         <w:tc>
           <w:tcPr>
-            <w:tcW w:type="dxa" w:w="1728"/>
+            <w:tcW w:type="dxa" w:w="1296"/>
+          </w:tcPr>
+          <w:p>
+            <w:pPr>
+              <w:jc w:val="center"/>
+            </w:pPr>
+            <w:r>
+              <w:rPr>
+                <w:sz w:val="20"/>
+              </w:rPr>
+              <w:t>387</w:t>
+            </w:r>
+          </w:p>
+        </w:tc>
+        <w:tc>
+          <w:tcPr>
+            <w:tcW w:type="dxa" w:w="1296"/>
           </w:tcPr>
           <w:p>
             <w:pPr>
@@ -3218,7 +4229,7 @@
         </w:tc>
         <w:tc>
           <w:tcPr>
-            <w:tcW w:type="dxa" w:w="2304"/>
+            <w:tcW w:type="dxa" w:w="2016"/>
           </w:tcPr>
           <w:p>
             <w:pPr>
@@ -3234,7 +4245,7 @@
         </w:tc>
         <w:tc>
           <w:tcPr>
-            <w:tcW w:type="dxa" w:w="1872"/>
+            <w:tcW w:type="dxa" w:w="1440"/>
           </w:tcPr>
           <w:p>
             <w:pPr>
@@ -3250,7 +4261,7 @@
         </w:tc>
         <w:tc>
           <w:tcPr>
-            <w:tcW w:type="dxa" w:w="1872"/>
+            <w:tcW w:type="dxa" w:w="1440"/>
           </w:tcPr>
           <w:p>
             <w:pPr>
@@ -3268,7 +4279,7 @@
       <w:tr>
         <w:tc>
           <w:tcPr>
-            <w:tcW w:type="dxa" w:w="2160"/>
+            <w:tcW w:type="dxa" w:w="1872"/>
           </w:tcPr>
           <w:p>
             <w:pPr>
@@ -3284,7 +4295,23 @@
         </w:tc>
         <w:tc>
           <w:tcPr>
-            <w:tcW w:type="dxa" w:w="1728"/>
+            <w:tcW w:type="dxa" w:w="1296"/>
+          </w:tcPr>
+          <w:p>
+            <w:pPr>
+              <w:jc w:val="center"/>
+            </w:pPr>
+            <w:r>
+              <w:rPr>
+                <w:sz w:val="20"/>
+              </w:rPr>
+              <w:t>232</w:t>
+            </w:r>
+          </w:p>
+        </w:tc>
+        <w:tc>
+          <w:tcPr>
+            <w:tcW w:type="dxa" w:w="1296"/>
           </w:tcPr>
           <w:p>
             <w:pPr>
@@ -3300,7 +4327,7 @@
         </w:tc>
         <w:tc>
           <w:tcPr>
-            <w:tcW w:type="dxa" w:w="2304"/>
+            <w:tcW w:type="dxa" w:w="2016"/>
           </w:tcPr>
           <w:p>
             <w:pPr>
@@ -3316,7 +4343,7 @@
         </w:tc>
         <w:tc>
           <w:tcPr>
-            <w:tcW w:type="dxa" w:w="1872"/>
+            <w:tcW w:type="dxa" w:w="1440"/>
           </w:tcPr>
           <w:p>
             <w:pPr>
@@ -3332,7 +4359,7 @@
         </w:tc>
         <w:tc>
           <w:tcPr>
-            <w:tcW w:type="dxa" w:w="1872"/>
+            <w:tcW w:type="dxa" w:w="1440"/>
           </w:tcPr>
           <w:p>
             <w:pPr>
@@ -3350,7 +4377,7 @@
       <w:tr>
         <w:tc>
           <w:tcPr>
-            <w:tcW w:type="dxa" w:w="2160"/>
+            <w:tcW w:type="dxa" w:w="1872"/>
           </w:tcPr>
           <w:p>
             <w:pPr>
@@ -3366,7 +4393,23 @@
         </w:tc>
         <w:tc>
           <w:tcPr>
-            <w:tcW w:type="dxa" w:w="1728"/>
+            <w:tcW w:type="dxa" w:w="1296"/>
+          </w:tcPr>
+          <w:p>
+            <w:pPr>
+              <w:jc w:val="center"/>
+            </w:pPr>
+            <w:r>
+              <w:rPr>
+                <w:sz w:val="20"/>
+              </w:rPr>
+              <w:t>139</w:t>
+            </w:r>
+          </w:p>
+        </w:tc>
+        <w:tc>
+          <w:tcPr>
+            <w:tcW w:type="dxa" w:w="1296"/>
           </w:tcPr>
           <w:p>
             <w:pPr>
@@ -3382,7 +4425,7 @@
         </w:tc>
         <w:tc>
           <w:tcPr>
-            <w:tcW w:type="dxa" w:w="2304"/>
+            <w:tcW w:type="dxa" w:w="2016"/>
           </w:tcPr>
           <w:p>
             <w:pPr>
@@ -3398,7 +4441,7 @@
         </w:tc>
         <w:tc>
           <w:tcPr>
-            <w:tcW w:type="dxa" w:w="1872"/>
+            <w:tcW w:type="dxa" w:w="1440"/>
           </w:tcPr>
           <w:p>
             <w:pPr>
@@ -3414,7 +4457,7 @@
         </w:tc>
         <w:tc>
           <w:tcPr>
-            <w:tcW w:type="dxa" w:w="1872"/>
+            <w:tcW w:type="dxa" w:w="1440"/>
           </w:tcPr>
           <w:p>
             <w:pPr>
@@ -3432,7 +4475,7 @@
       <w:tr>
         <w:tc>
           <w:tcPr>
-            <w:tcW w:type="dxa" w:w="2160"/>
+            <w:tcW w:type="dxa" w:w="1872"/>
           </w:tcPr>
           <w:p>
             <w:pPr>
@@ -3448,7 +4491,23 @@
         </w:tc>
         <w:tc>
           <w:tcPr>
-            <w:tcW w:type="dxa" w:w="1728"/>
+            <w:tcW w:type="dxa" w:w="1296"/>
+          </w:tcPr>
+          <w:p>
+            <w:pPr>
+              <w:jc w:val="center"/>
+            </w:pPr>
+            <w:r>
+              <w:rPr>
+                <w:sz w:val="20"/>
+              </w:rPr>
+              <w:t>83</w:t>
+            </w:r>
+          </w:p>
+        </w:tc>
+        <w:tc>
+          <w:tcPr>
+            <w:tcW w:type="dxa" w:w="1296"/>
           </w:tcPr>
           <w:p>
             <w:pPr>
@@ -3464,7 +4523,7 @@
         </w:tc>
         <w:tc>
           <w:tcPr>
-            <w:tcW w:type="dxa" w:w="2304"/>
+            <w:tcW w:type="dxa" w:w="2016"/>
           </w:tcPr>
           <w:p>
             <w:pPr>
@@ -3480,7 +4539,7 @@
         </w:tc>
         <w:tc>
           <w:tcPr>
-            <w:tcW w:type="dxa" w:w="1872"/>
+            <w:tcW w:type="dxa" w:w="1440"/>
           </w:tcPr>
           <w:p>
             <w:pPr>
@@ -3496,7 +4555,7 @@
         </w:tc>
         <w:tc>
           <w:tcPr>
-            <w:tcW w:type="dxa" w:w="1872"/>
+            <w:tcW w:type="dxa" w:w="1440"/>
           </w:tcPr>
           <w:p>
             <w:pPr>
@@ -3514,7 +4573,7 @@
       <w:tr>
         <w:tc>
           <w:tcPr>
-            <w:tcW w:type="dxa" w:w="2160"/>
+            <w:tcW w:type="dxa" w:w="1872"/>
           </w:tcPr>
           <w:p>
             <w:pPr>
@@ -3530,7 +4589,23 @@
         </w:tc>
         <w:tc>
           <w:tcPr>
-            <w:tcW w:type="dxa" w:w="1728"/>
+            <w:tcW w:type="dxa" w:w="1296"/>
+          </w:tcPr>
+          <w:p>
+            <w:pPr>
+              <w:jc w:val="center"/>
+            </w:pPr>
+            <w:r>
+              <w:rPr>
+                <w:sz w:val="20"/>
+              </w:rPr>
+              <w:t>50</w:t>
+            </w:r>
+          </w:p>
+        </w:tc>
+        <w:tc>
+          <w:tcPr>
+            <w:tcW w:type="dxa" w:w="1296"/>
           </w:tcPr>
           <w:p>
             <w:pPr>
@@ -3546,7 +4621,7 @@
         </w:tc>
         <w:tc>
           <w:tcPr>
-            <w:tcW w:type="dxa" w:w="2304"/>
+            <w:tcW w:type="dxa" w:w="2016"/>
           </w:tcPr>
           <w:p>
             <w:pPr>
@@ -3562,7 +4637,7 @@
         </w:tc>
         <w:tc>
           <w:tcPr>
-            <w:tcW w:type="dxa" w:w="1872"/>
+            <w:tcW w:type="dxa" w:w="1440"/>
           </w:tcPr>
           <w:p>
             <w:pPr>
@@ -3578,7 +4653,7 @@
         </w:tc>
         <w:tc>
           <w:tcPr>
-            <w:tcW w:type="dxa" w:w="1872"/>
+            <w:tcW w:type="dxa" w:w="1440"/>
           </w:tcPr>
           <w:p>
             <w:pPr>
@@ -3600,7 +4675,1506 @@
         <w:rPr>
           <w:sz w:val="22"/>
         </w:rPr>
-        <w:t>Class "ship" (index 8, one of the rarest) suffers most under CE (10.7%) and benefits most from Focal Loss γ=2 (24.0%).</w:t>
+        <w:t>The rarest classes suffer dramatically under CE: ship achieves only 10.7% accuracy (83 training samples), and truck achieves only 14.4% (50 samples). These near-random predictions demonstrate that CE has effectively abandoned these classes.</w:t>
+      </w:r>
+    </w:p>
+    <w:p/>
+    <w:p>
+      <w:pPr>
+        <w:pStyle w:val="Heading2"/>
+        <w:jc w:val="left"/>
+      </w:pPr>
+      <w:r>
+        <w:t>5.3 Per-class F1: Balanced Precision and Recall</w:t>
+      </w:r>
+    </w:p>
+    <w:tbl>
+      <w:tblPr>
+        <w:tblStyle w:val="LightGrid-Accent1"/>
+        <w:tblW w:type="auto" w:w="0"/>
+        <w:jc w:val="center"/>
+        <w:tblLook w:firstColumn="1" w:firstRow="1" w:lastColumn="0" w:lastRow="0" w:noHBand="0" w:noVBand="1" w:val="04A0"/>
+      </w:tblPr>
+      <w:tblGrid>
+        <w:gridCol w:w="1464"/>
+        <w:gridCol w:w="1464"/>
+        <w:gridCol w:w="1464"/>
+        <w:gridCol w:w="1464"/>
+        <w:gridCol w:w="1464"/>
+        <w:gridCol w:w="1464"/>
+      </w:tblGrid>
+      <w:tr>
+        <w:tc>
+          <w:tcPr>
+            <w:tcW w:type="dxa" w:w="1872"/>
+          </w:tcPr>
+          <w:p>
+            <w:pPr>
+              <w:jc w:val="center"/>
+            </w:pPr>
+            <w:r>
+              <w:rPr>
+                <w:b/>
+                <w:sz w:val="20"/>
+              </w:rPr>
+              <w:t>Class</w:t>
+            </w:r>
+          </w:p>
+        </w:tc>
+        <w:tc>
+          <w:tcPr>
+            <w:tcW w:type="dxa" w:w="1296"/>
+          </w:tcPr>
+          <w:p>
+            <w:pPr>
+              <w:jc w:val="center"/>
+            </w:pPr>
+            <w:r>
+              <w:rPr>
+                <w:b/>
+                <w:sz w:val="20"/>
+              </w:rPr>
+              <w:t>Train n</w:t>
+            </w:r>
+          </w:p>
+        </w:tc>
+        <w:tc>
+          <w:tcPr>
+            <w:tcW w:type="dxa" w:w="1296"/>
+          </w:tcPr>
+          <w:p>
+            <w:pPr>
+              <w:jc w:val="center"/>
+            </w:pPr>
+            <w:r>
+              <w:rPr>
+                <w:b/>
+                <w:sz w:val="20"/>
+              </w:rPr>
+              <w:t>CE</w:t>
+            </w:r>
+          </w:p>
+        </w:tc>
+        <w:tc>
+          <w:tcPr>
+            <w:tcW w:type="dxa" w:w="2016"/>
+          </w:tcPr>
+          <w:p>
+            <w:pPr>
+              <w:jc w:val="center"/>
+            </w:pPr>
+            <w:r>
+              <w:rPr>
+                <w:b/>
+                <w:sz w:val="20"/>
+              </w:rPr>
+              <w:t>Weighted CE</w:t>
+            </w:r>
+          </w:p>
+        </w:tc>
+        <w:tc>
+          <w:tcPr>
+            <w:tcW w:type="dxa" w:w="1440"/>
+          </w:tcPr>
+          <w:p>
+            <w:pPr>
+              <w:jc w:val="center"/>
+            </w:pPr>
+            <w:r>
+              <w:rPr>
+                <w:b/>
+                <w:sz w:val="20"/>
+              </w:rPr>
+              <w:t>FL γ=1</w:t>
+            </w:r>
+          </w:p>
+        </w:tc>
+        <w:tc>
+          <w:tcPr>
+            <w:tcW w:type="dxa" w:w="1440"/>
+          </w:tcPr>
+          <w:p>
+            <w:pPr>
+              <w:jc w:val="center"/>
+            </w:pPr>
+            <w:r>
+              <w:rPr>
+                <w:b/>
+                <w:sz w:val="20"/>
+              </w:rPr>
+              <w:t>FL γ=2</w:t>
+            </w:r>
+          </w:p>
+        </w:tc>
+      </w:tr>
+      <w:tr>
+        <w:tc>
+          <w:tcPr>
+            <w:tcW w:type="dxa" w:w="1872"/>
+          </w:tcPr>
+          <w:p/>
+        </w:tc>
+        <w:tc>
+          <w:tcPr>
+            <w:tcW w:type="dxa" w:w="1296"/>
+          </w:tcPr>
+          <w:p/>
+        </w:tc>
+        <w:tc>
+          <w:tcPr>
+            <w:tcW w:type="dxa" w:w="1296"/>
+          </w:tcPr>
+          <w:p/>
+        </w:tc>
+        <w:tc>
+          <w:tcPr>
+            <w:tcW w:type="dxa" w:w="2016"/>
+          </w:tcPr>
+          <w:p/>
+        </w:tc>
+        <w:tc>
+          <w:tcPr>
+            <w:tcW w:type="dxa" w:w="1440"/>
+          </w:tcPr>
+          <w:p/>
+        </w:tc>
+        <w:tc>
+          <w:tcPr>
+            <w:tcW w:type="dxa" w:w="1440"/>
+          </w:tcPr>
+          <w:p/>
+        </w:tc>
+      </w:tr>
+      <w:tr>
+        <w:tc>
+          <w:tcPr>
+            <w:tcW w:type="dxa" w:w="1872"/>
+          </w:tcPr>
+          <w:p/>
+        </w:tc>
+        <w:tc>
+          <w:tcPr>
+            <w:tcW w:type="dxa" w:w="1296"/>
+          </w:tcPr>
+          <w:p/>
+        </w:tc>
+        <w:tc>
+          <w:tcPr>
+            <w:tcW w:type="dxa" w:w="1296"/>
+          </w:tcPr>
+          <w:p/>
+        </w:tc>
+        <w:tc>
+          <w:tcPr>
+            <w:tcW w:type="dxa" w:w="2016"/>
+          </w:tcPr>
+          <w:p/>
+        </w:tc>
+        <w:tc>
+          <w:tcPr>
+            <w:tcW w:type="dxa" w:w="1440"/>
+          </w:tcPr>
+          <w:p/>
+        </w:tc>
+        <w:tc>
+          <w:tcPr>
+            <w:tcW w:type="dxa" w:w="1440"/>
+          </w:tcPr>
+          <w:p/>
+        </w:tc>
+      </w:tr>
+      <w:tr>
+        <w:tc>
+          <w:tcPr>
+            <w:tcW w:type="dxa" w:w="1872"/>
+          </w:tcPr>
+          <w:p/>
+        </w:tc>
+        <w:tc>
+          <w:tcPr>
+            <w:tcW w:type="dxa" w:w="1296"/>
+          </w:tcPr>
+          <w:p/>
+        </w:tc>
+        <w:tc>
+          <w:tcPr>
+            <w:tcW w:type="dxa" w:w="1296"/>
+          </w:tcPr>
+          <w:p/>
+        </w:tc>
+        <w:tc>
+          <w:tcPr>
+            <w:tcW w:type="dxa" w:w="2016"/>
+          </w:tcPr>
+          <w:p/>
+        </w:tc>
+        <w:tc>
+          <w:tcPr>
+            <w:tcW w:type="dxa" w:w="1440"/>
+          </w:tcPr>
+          <w:p/>
+        </w:tc>
+        <w:tc>
+          <w:tcPr>
+            <w:tcW w:type="dxa" w:w="1440"/>
+          </w:tcPr>
+          <w:p/>
+        </w:tc>
+      </w:tr>
+      <w:tr>
+        <w:tc>
+          <w:tcPr>
+            <w:tcW w:type="dxa" w:w="1872"/>
+          </w:tcPr>
+          <w:p/>
+        </w:tc>
+        <w:tc>
+          <w:tcPr>
+            <w:tcW w:type="dxa" w:w="1296"/>
+          </w:tcPr>
+          <w:p/>
+        </w:tc>
+        <w:tc>
+          <w:tcPr>
+            <w:tcW w:type="dxa" w:w="1296"/>
+          </w:tcPr>
+          <w:p/>
+        </w:tc>
+        <w:tc>
+          <w:tcPr>
+            <w:tcW w:type="dxa" w:w="2016"/>
+          </w:tcPr>
+          <w:p/>
+        </w:tc>
+        <w:tc>
+          <w:tcPr>
+            <w:tcW w:type="dxa" w:w="1440"/>
+          </w:tcPr>
+          <w:p/>
+        </w:tc>
+        <w:tc>
+          <w:tcPr>
+            <w:tcW w:type="dxa" w:w="1440"/>
+          </w:tcPr>
+          <w:p/>
+        </w:tc>
+      </w:tr>
+      <w:tr>
+        <w:tc>
+          <w:tcPr>
+            <w:tcW w:type="dxa" w:w="1872"/>
+          </w:tcPr>
+          <w:p/>
+        </w:tc>
+        <w:tc>
+          <w:tcPr>
+            <w:tcW w:type="dxa" w:w="1296"/>
+          </w:tcPr>
+          <w:p/>
+        </w:tc>
+        <w:tc>
+          <w:tcPr>
+            <w:tcW w:type="dxa" w:w="1296"/>
+          </w:tcPr>
+          <w:p/>
+        </w:tc>
+        <w:tc>
+          <w:tcPr>
+            <w:tcW w:type="dxa" w:w="2016"/>
+          </w:tcPr>
+          <w:p/>
+        </w:tc>
+        <w:tc>
+          <w:tcPr>
+            <w:tcW w:type="dxa" w:w="1440"/>
+          </w:tcPr>
+          <w:p/>
+        </w:tc>
+        <w:tc>
+          <w:tcPr>
+            <w:tcW w:type="dxa" w:w="1440"/>
+          </w:tcPr>
+          <w:p/>
+        </w:tc>
+      </w:tr>
+      <w:tr>
+        <w:tc>
+          <w:tcPr>
+            <w:tcW w:type="dxa" w:w="1872"/>
+          </w:tcPr>
+          <w:p/>
+        </w:tc>
+        <w:tc>
+          <w:tcPr>
+            <w:tcW w:type="dxa" w:w="1296"/>
+          </w:tcPr>
+          <w:p/>
+        </w:tc>
+        <w:tc>
+          <w:tcPr>
+            <w:tcW w:type="dxa" w:w="1296"/>
+          </w:tcPr>
+          <w:p/>
+        </w:tc>
+        <w:tc>
+          <w:tcPr>
+            <w:tcW w:type="dxa" w:w="2016"/>
+          </w:tcPr>
+          <w:p/>
+        </w:tc>
+        <w:tc>
+          <w:tcPr>
+            <w:tcW w:type="dxa" w:w="1440"/>
+          </w:tcPr>
+          <w:p/>
+        </w:tc>
+        <w:tc>
+          <w:tcPr>
+            <w:tcW w:type="dxa" w:w="1440"/>
+          </w:tcPr>
+          <w:p/>
+        </w:tc>
+      </w:tr>
+      <w:tr>
+        <w:tc>
+          <w:tcPr>
+            <w:tcW w:type="dxa" w:w="1872"/>
+          </w:tcPr>
+          <w:p/>
+        </w:tc>
+        <w:tc>
+          <w:tcPr>
+            <w:tcW w:type="dxa" w:w="1296"/>
+          </w:tcPr>
+          <w:p/>
+        </w:tc>
+        <w:tc>
+          <w:tcPr>
+            <w:tcW w:type="dxa" w:w="1296"/>
+          </w:tcPr>
+          <w:p/>
+        </w:tc>
+        <w:tc>
+          <w:tcPr>
+            <w:tcW w:type="dxa" w:w="2016"/>
+          </w:tcPr>
+          <w:p/>
+        </w:tc>
+        <w:tc>
+          <w:tcPr>
+            <w:tcW w:type="dxa" w:w="1440"/>
+          </w:tcPr>
+          <w:p/>
+        </w:tc>
+        <w:tc>
+          <w:tcPr>
+            <w:tcW w:type="dxa" w:w="1440"/>
+          </w:tcPr>
+          <w:p/>
+        </w:tc>
+      </w:tr>
+      <w:tr>
+        <w:tc>
+          <w:tcPr>
+            <w:tcW w:type="dxa" w:w="1872"/>
+          </w:tcPr>
+          <w:p/>
+        </w:tc>
+        <w:tc>
+          <w:tcPr>
+            <w:tcW w:type="dxa" w:w="1296"/>
+          </w:tcPr>
+          <w:p/>
+        </w:tc>
+        <w:tc>
+          <w:tcPr>
+            <w:tcW w:type="dxa" w:w="1296"/>
+          </w:tcPr>
+          <w:p/>
+        </w:tc>
+        <w:tc>
+          <w:tcPr>
+            <w:tcW w:type="dxa" w:w="2016"/>
+          </w:tcPr>
+          <w:p/>
+        </w:tc>
+        <w:tc>
+          <w:tcPr>
+            <w:tcW w:type="dxa" w:w="1440"/>
+          </w:tcPr>
+          <w:p/>
+        </w:tc>
+        <w:tc>
+          <w:tcPr>
+            <w:tcW w:type="dxa" w:w="1440"/>
+          </w:tcPr>
+          <w:p/>
+        </w:tc>
+      </w:tr>
+      <w:tr>
+        <w:tc>
+          <w:tcPr>
+            <w:tcW w:type="dxa" w:w="1872"/>
+          </w:tcPr>
+          <w:p/>
+        </w:tc>
+        <w:tc>
+          <w:tcPr>
+            <w:tcW w:type="dxa" w:w="1296"/>
+          </w:tcPr>
+          <w:p/>
+        </w:tc>
+        <w:tc>
+          <w:tcPr>
+            <w:tcW w:type="dxa" w:w="1296"/>
+          </w:tcPr>
+          <w:p/>
+        </w:tc>
+        <w:tc>
+          <w:tcPr>
+            <w:tcW w:type="dxa" w:w="2016"/>
+          </w:tcPr>
+          <w:p/>
+        </w:tc>
+        <w:tc>
+          <w:tcPr>
+            <w:tcW w:type="dxa" w:w="1440"/>
+          </w:tcPr>
+          <w:p/>
+        </w:tc>
+        <w:tc>
+          <w:tcPr>
+            <w:tcW w:type="dxa" w:w="1440"/>
+          </w:tcPr>
+          <w:p/>
+        </w:tc>
+      </w:tr>
+      <w:tr>
+        <w:tc>
+          <w:tcPr>
+            <w:tcW w:type="dxa" w:w="1872"/>
+          </w:tcPr>
+          <w:p/>
+        </w:tc>
+        <w:tc>
+          <w:tcPr>
+            <w:tcW w:type="dxa" w:w="1296"/>
+          </w:tcPr>
+          <w:p/>
+        </w:tc>
+        <w:tc>
+          <w:tcPr>
+            <w:tcW w:type="dxa" w:w="1296"/>
+          </w:tcPr>
+          <w:p/>
+        </w:tc>
+        <w:tc>
+          <w:tcPr>
+            <w:tcW w:type="dxa" w:w="2016"/>
+          </w:tcPr>
+          <w:p/>
+        </w:tc>
+        <w:tc>
+          <w:tcPr>
+            <w:tcW w:type="dxa" w:w="1440"/>
+          </w:tcPr>
+          <w:p/>
+        </w:tc>
+        <w:tc>
+          <w:tcPr>
+            <w:tcW w:type="dxa" w:w="1440"/>
+          </w:tcPr>
+          <w:p/>
+        </w:tc>
+      </w:tr>
+      <w:tr>
+        <w:tc>
+          <w:tcPr>
+            <w:tcW w:type="dxa" w:w="1872"/>
+          </w:tcPr>
+          <w:p>
+            <w:pPr>
+              <w:jc w:val="center"/>
+            </w:pPr>
+            <w:r>
+              <w:rPr>
+                <w:sz w:val="20"/>
+              </w:rPr>
+              <w:t>airplane</w:t>
+            </w:r>
+          </w:p>
+        </w:tc>
+        <w:tc>
+          <w:tcPr>
+            <w:tcW w:type="dxa" w:w="1296"/>
+          </w:tcPr>
+          <w:p>
+            <w:pPr>
+              <w:jc w:val="center"/>
+            </w:pPr>
+            <w:r>
+              <w:rPr>
+                <w:sz w:val="20"/>
+              </w:rPr>
+              <w:t>5000</w:t>
+            </w:r>
+          </w:p>
+        </w:tc>
+        <w:tc>
+          <w:tcPr>
+            <w:tcW w:type="dxa" w:w="1296"/>
+          </w:tcPr>
+          <w:p>
+            <w:pPr>
+              <w:jc w:val="center"/>
+            </w:pPr>
+            <w:r>
+              <w:rPr>
+                <w:sz w:val="20"/>
+              </w:rPr>
+              <w:t>61.0%</w:t>
+            </w:r>
+          </w:p>
+        </w:tc>
+        <w:tc>
+          <w:tcPr>
+            <w:tcW w:type="dxa" w:w="2016"/>
+          </w:tcPr>
+          <w:p>
+            <w:pPr>
+              <w:jc w:val="center"/>
+            </w:pPr>
+            <w:r>
+              <w:rPr>
+                <w:sz w:val="20"/>
+              </w:rPr>
+              <w:t>59.3%</w:t>
+            </w:r>
+          </w:p>
+        </w:tc>
+        <w:tc>
+          <w:tcPr>
+            <w:tcW w:type="dxa" w:w="1440"/>
+          </w:tcPr>
+          <w:p>
+            <w:pPr>
+              <w:jc w:val="center"/>
+            </w:pPr>
+            <w:r>
+              <w:rPr>
+                <w:sz w:val="20"/>
+              </w:rPr>
+              <w:t>60.5%</w:t>
+            </w:r>
+          </w:p>
+        </w:tc>
+        <w:tc>
+          <w:tcPr>
+            <w:tcW w:type="dxa" w:w="1440"/>
+          </w:tcPr>
+          <w:p>
+            <w:pPr>
+              <w:jc w:val="center"/>
+            </w:pPr>
+            <w:r>
+              <w:rPr>
+                <w:sz w:val="20"/>
+              </w:rPr>
+              <w:t>61.5%</w:t>
+            </w:r>
+          </w:p>
+        </w:tc>
+      </w:tr>
+      <w:tr>
+        <w:tc>
+          <w:tcPr>
+            <w:tcW w:type="dxa" w:w="1872"/>
+          </w:tcPr>
+          <w:p>
+            <w:pPr>
+              <w:jc w:val="center"/>
+            </w:pPr>
+            <w:r>
+              <w:rPr>
+                <w:sz w:val="20"/>
+              </w:rPr>
+              <w:t>automobile</w:t>
+            </w:r>
+          </w:p>
+        </w:tc>
+        <w:tc>
+          <w:tcPr>
+            <w:tcW w:type="dxa" w:w="1296"/>
+          </w:tcPr>
+          <w:p>
+            <w:pPr>
+              <w:jc w:val="center"/>
+            </w:pPr>
+            <w:r>
+              <w:rPr>
+                <w:sz w:val="20"/>
+              </w:rPr>
+              <w:t>2997</w:t>
+            </w:r>
+          </w:p>
+        </w:tc>
+        <w:tc>
+          <w:tcPr>
+            <w:tcW w:type="dxa" w:w="1296"/>
+          </w:tcPr>
+          <w:p>
+            <w:pPr>
+              <w:jc w:val="center"/>
+            </w:pPr>
+            <w:r>
+              <w:rPr>
+                <w:sz w:val="20"/>
+              </w:rPr>
+              <w:t>69.7%</w:t>
+            </w:r>
+          </w:p>
+        </w:tc>
+        <w:tc>
+          <w:tcPr>
+            <w:tcW w:type="dxa" w:w="2016"/>
+          </w:tcPr>
+          <w:p>
+            <w:pPr>
+              <w:jc w:val="center"/>
+            </w:pPr>
+            <w:r>
+              <w:rPr>
+                <w:sz w:val="20"/>
+              </w:rPr>
+              <w:t>67.2%</w:t>
+            </w:r>
+          </w:p>
+        </w:tc>
+        <w:tc>
+          <w:tcPr>
+            <w:tcW w:type="dxa" w:w="1440"/>
+          </w:tcPr>
+          <w:p>
+            <w:pPr>
+              <w:jc w:val="center"/>
+            </w:pPr>
+            <w:r>
+              <w:rPr>
+                <w:sz w:val="20"/>
+              </w:rPr>
+              <w:t>71.9%</w:t>
+            </w:r>
+          </w:p>
+        </w:tc>
+        <w:tc>
+          <w:tcPr>
+            <w:tcW w:type="dxa" w:w="1440"/>
+          </w:tcPr>
+          <w:p>
+            <w:pPr>
+              <w:jc w:val="center"/>
+            </w:pPr>
+            <w:r>
+              <w:rPr>
+                <w:sz w:val="20"/>
+              </w:rPr>
+              <w:t>70.3%</w:t>
+            </w:r>
+          </w:p>
+        </w:tc>
+      </w:tr>
+      <w:tr>
+        <w:tc>
+          <w:tcPr>
+            <w:tcW w:type="dxa" w:w="1872"/>
+          </w:tcPr>
+          <w:p>
+            <w:pPr>
+              <w:jc w:val="center"/>
+            </w:pPr>
+            <w:r>
+              <w:rPr>
+                <w:sz w:val="20"/>
+              </w:rPr>
+              <w:t>bird</w:t>
+            </w:r>
+          </w:p>
+        </w:tc>
+        <w:tc>
+          <w:tcPr>
+            <w:tcW w:type="dxa" w:w="1296"/>
+          </w:tcPr>
+          <w:p>
+            <w:pPr>
+              <w:jc w:val="center"/>
+            </w:pPr>
+            <w:r>
+              <w:rPr>
+                <w:sz w:val="20"/>
+              </w:rPr>
+              <w:t>1796</w:t>
+            </w:r>
+          </w:p>
+        </w:tc>
+        <w:tc>
+          <w:tcPr>
+            <w:tcW w:type="dxa" w:w="1296"/>
+          </w:tcPr>
+          <w:p>
+            <w:pPr>
+              <w:jc w:val="center"/>
+            </w:pPr>
+            <w:r>
+              <w:rPr>
+                <w:sz w:val="20"/>
+              </w:rPr>
+              <w:t>64.8%</w:t>
+            </w:r>
+          </w:p>
+        </w:tc>
+        <w:tc>
+          <w:tcPr>
+            <w:tcW w:type="dxa" w:w="2016"/>
+          </w:tcPr>
+          <w:p>
+            <w:pPr>
+              <w:jc w:val="center"/>
+            </w:pPr>
+            <w:r>
+              <w:rPr>
+                <w:sz w:val="20"/>
+              </w:rPr>
+              <w:t>39.7%</w:t>
+            </w:r>
+          </w:p>
+        </w:tc>
+        <w:tc>
+          <w:tcPr>
+            <w:tcW w:type="dxa" w:w="1440"/>
+          </w:tcPr>
+          <w:p>
+            <w:pPr>
+              <w:jc w:val="center"/>
+            </w:pPr>
+            <w:r>
+              <w:rPr>
+                <w:sz w:val="20"/>
+              </w:rPr>
+              <w:t>63.7%</w:t>
+            </w:r>
+          </w:p>
+        </w:tc>
+        <w:tc>
+          <w:tcPr>
+            <w:tcW w:type="dxa" w:w="1440"/>
+          </w:tcPr>
+          <w:p>
+            <w:pPr>
+              <w:jc w:val="center"/>
+            </w:pPr>
+            <w:r>
+              <w:rPr>
+                <w:sz w:val="20"/>
+              </w:rPr>
+              <w:t>62.7%</w:t>
+            </w:r>
+          </w:p>
+        </w:tc>
+      </w:tr>
+      <w:tr>
+        <w:tc>
+          <w:tcPr>
+            <w:tcW w:type="dxa" w:w="1872"/>
+          </w:tcPr>
+          <w:p>
+            <w:pPr>
+              <w:jc w:val="center"/>
+            </w:pPr>
+            <w:r>
+              <w:rPr>
+                <w:sz w:val="20"/>
+              </w:rPr>
+              <w:t>cat</w:t>
+            </w:r>
+          </w:p>
+        </w:tc>
+        <w:tc>
+          <w:tcPr>
+            <w:tcW w:type="dxa" w:w="1296"/>
+          </w:tcPr>
+          <w:p>
+            <w:pPr>
+              <w:jc w:val="center"/>
+            </w:pPr>
+            <w:r>
+              <w:rPr>
+                <w:sz w:val="20"/>
+              </w:rPr>
+              <w:t>1077</w:t>
+            </w:r>
+          </w:p>
+        </w:tc>
+        <w:tc>
+          <w:tcPr>
+            <w:tcW w:type="dxa" w:w="1296"/>
+          </w:tcPr>
+          <w:p>
+            <w:pPr>
+              <w:jc w:val="center"/>
+            </w:pPr>
+            <w:r>
+              <w:rPr>
+                <w:sz w:val="20"/>
+              </w:rPr>
+              <w:t>54.8%</w:t>
+            </w:r>
+          </w:p>
+        </w:tc>
+        <w:tc>
+          <w:tcPr>
+            <w:tcW w:type="dxa" w:w="2016"/>
+          </w:tcPr>
+          <w:p>
+            <w:pPr>
+              <w:jc w:val="center"/>
+            </w:pPr>
+            <w:r>
+              <w:rPr>
+                <w:sz w:val="20"/>
+              </w:rPr>
+              <w:t>34.0%</w:t>
+            </w:r>
+          </w:p>
+        </w:tc>
+        <w:tc>
+          <w:tcPr>
+            <w:tcW w:type="dxa" w:w="1440"/>
+          </w:tcPr>
+          <w:p>
+            <w:pPr>
+              <w:jc w:val="center"/>
+            </w:pPr>
+            <w:r>
+              <w:rPr>
+                <w:sz w:val="20"/>
+              </w:rPr>
+              <w:t>53.9%</w:t>
+            </w:r>
+          </w:p>
+        </w:tc>
+        <w:tc>
+          <w:tcPr>
+            <w:tcW w:type="dxa" w:w="1440"/>
+          </w:tcPr>
+          <w:p>
+            <w:pPr>
+              <w:jc w:val="center"/>
+            </w:pPr>
+            <w:r>
+              <w:rPr>
+                <w:sz w:val="20"/>
+              </w:rPr>
+              <w:t>54.3%</w:t>
+            </w:r>
+          </w:p>
+        </w:tc>
+      </w:tr>
+      <w:tr>
+        <w:tc>
+          <w:tcPr>
+            <w:tcW w:type="dxa" w:w="1872"/>
+          </w:tcPr>
+          <w:p>
+            <w:pPr>
+              <w:jc w:val="center"/>
+            </w:pPr>
+            <w:r>
+              <w:rPr>
+                <w:sz w:val="20"/>
+              </w:rPr>
+              <w:t>deer</w:t>
+            </w:r>
+          </w:p>
+        </w:tc>
+        <w:tc>
+          <w:tcPr>
+            <w:tcW w:type="dxa" w:w="1296"/>
+          </w:tcPr>
+          <w:p>
+            <w:pPr>
+              <w:jc w:val="center"/>
+            </w:pPr>
+            <w:r>
+              <w:rPr>
+                <w:sz w:val="20"/>
+              </w:rPr>
+              <w:t>645</w:t>
+            </w:r>
+          </w:p>
+        </w:tc>
+        <w:tc>
+          <w:tcPr>
+            <w:tcW w:type="dxa" w:w="1296"/>
+          </w:tcPr>
+          <w:p>
+            <w:pPr>
+              <w:jc w:val="center"/>
+            </w:pPr>
+            <w:r>
+              <w:rPr>
+                <w:sz w:val="20"/>
+              </w:rPr>
+              <w:t>65.6%</w:t>
+            </w:r>
+          </w:p>
+        </w:tc>
+        <w:tc>
+          <w:tcPr>
+            <w:tcW w:type="dxa" w:w="2016"/>
+          </w:tcPr>
+          <w:p>
+            <w:pPr>
+              <w:jc w:val="center"/>
+            </w:pPr>
+            <w:r>
+              <w:rPr>
+                <w:sz w:val="20"/>
+              </w:rPr>
+              <w:t>48.6%</w:t>
+            </w:r>
+          </w:p>
+        </w:tc>
+        <w:tc>
+          <w:tcPr>
+            <w:tcW w:type="dxa" w:w="1440"/>
+          </w:tcPr>
+          <w:p>
+            <w:pPr>
+              <w:jc w:val="center"/>
+            </w:pPr>
+            <w:r>
+              <w:rPr>
+                <w:sz w:val="20"/>
+              </w:rPr>
+              <w:t>66.2%</w:t>
+            </w:r>
+          </w:p>
+        </w:tc>
+        <w:tc>
+          <w:tcPr>
+            <w:tcW w:type="dxa" w:w="1440"/>
+          </w:tcPr>
+          <w:p>
+            <w:pPr>
+              <w:jc w:val="center"/>
+            </w:pPr>
+            <w:r>
+              <w:rPr>
+                <w:sz w:val="20"/>
+              </w:rPr>
+              <w:t>64.6%</w:t>
+            </w:r>
+          </w:p>
+        </w:tc>
+      </w:tr>
+      <w:tr>
+        <w:tc>
+          <w:tcPr>
+            <w:tcW w:type="dxa" w:w="1872"/>
+          </w:tcPr>
+          <w:p>
+            <w:pPr>
+              <w:jc w:val="center"/>
+            </w:pPr>
+            <w:r>
+              <w:rPr>
+                <w:sz w:val="20"/>
+              </w:rPr>
+              <w:t>dog</w:t>
+            </w:r>
+          </w:p>
+        </w:tc>
+        <w:tc>
+          <w:tcPr>
+            <w:tcW w:type="dxa" w:w="1296"/>
+          </w:tcPr>
+          <w:p>
+            <w:pPr>
+              <w:jc w:val="center"/>
+            </w:pPr>
+            <w:r>
+              <w:rPr>
+                <w:sz w:val="20"/>
+              </w:rPr>
+              <w:t>387</w:t>
+            </w:r>
+          </w:p>
+        </w:tc>
+        <w:tc>
+          <w:tcPr>
+            <w:tcW w:type="dxa" w:w="1296"/>
+          </w:tcPr>
+          <w:p>
+            <w:pPr>
+              <w:jc w:val="center"/>
+            </w:pPr>
+            <w:r>
+              <w:rPr>
+                <w:sz w:val="20"/>
+              </w:rPr>
+              <w:t>57.9%</w:t>
+            </w:r>
+          </w:p>
+        </w:tc>
+        <w:tc>
+          <w:tcPr>
+            <w:tcW w:type="dxa" w:w="2016"/>
+          </w:tcPr>
+          <w:p>
+            <w:pPr>
+              <w:jc w:val="center"/>
+            </w:pPr>
+            <w:r>
+              <w:rPr>
+                <w:sz w:val="20"/>
+              </w:rPr>
+              <w:t>52.2%</w:t>
+            </w:r>
+          </w:p>
+        </w:tc>
+        <w:tc>
+          <w:tcPr>
+            <w:tcW w:type="dxa" w:w="1440"/>
+          </w:tcPr>
+          <w:p>
+            <w:pPr>
+              <w:jc w:val="center"/>
+            </w:pPr>
+            <w:r>
+              <w:rPr>
+                <w:sz w:val="20"/>
+              </w:rPr>
+              <w:t>58.6%</w:t>
+            </w:r>
+          </w:p>
+        </w:tc>
+        <w:tc>
+          <w:tcPr>
+            <w:tcW w:type="dxa" w:w="1440"/>
+          </w:tcPr>
+          <w:p>
+            <w:pPr>
+              <w:jc w:val="center"/>
+            </w:pPr>
+            <w:r>
+              <w:rPr>
+                <w:sz w:val="20"/>
+              </w:rPr>
+              <w:t>55.4%</w:t>
+            </w:r>
+          </w:p>
+        </w:tc>
+      </w:tr>
+      <w:tr>
+        <w:tc>
+          <w:tcPr>
+            <w:tcW w:type="dxa" w:w="1872"/>
+          </w:tcPr>
+          <w:p>
+            <w:pPr>
+              <w:jc w:val="center"/>
+            </w:pPr>
+            <w:r>
+              <w:rPr>
+                <w:sz w:val="20"/>
+              </w:rPr>
+              <w:t>frog</w:t>
+            </w:r>
+          </w:p>
+        </w:tc>
+        <w:tc>
+          <w:tcPr>
+            <w:tcW w:type="dxa" w:w="1296"/>
+          </w:tcPr>
+          <w:p>
+            <w:pPr>
+              <w:jc w:val="center"/>
+            </w:pPr>
+            <w:r>
+              <w:rPr>
+                <w:sz w:val="20"/>
+              </w:rPr>
+              <w:t>232</w:t>
+            </w:r>
+          </w:p>
+        </w:tc>
+        <w:tc>
+          <w:tcPr>
+            <w:tcW w:type="dxa" w:w="1296"/>
+          </w:tcPr>
+          <w:p>
+            <w:pPr>
+              <w:jc w:val="center"/>
+            </w:pPr>
+            <w:r>
+              <w:rPr>
+                <w:sz w:val="20"/>
+              </w:rPr>
+              <w:t>66.1%</w:t>
+            </w:r>
+          </w:p>
+        </w:tc>
+        <w:tc>
+          <w:tcPr>
+            <w:tcW w:type="dxa" w:w="2016"/>
+          </w:tcPr>
+          <w:p>
+            <w:pPr>
+              <w:jc w:val="center"/>
+            </w:pPr>
+            <w:r>
+              <w:rPr>
+                <w:sz w:val="20"/>
+              </w:rPr>
+              <w:t>66.1%</w:t>
+            </w:r>
+          </w:p>
+        </w:tc>
+        <w:tc>
+          <w:tcPr>
+            <w:tcW w:type="dxa" w:w="1440"/>
+          </w:tcPr>
+          <w:p>
+            <w:pPr>
+              <w:jc w:val="center"/>
+            </w:pPr>
+            <w:r>
+              <w:rPr>
+                <w:sz w:val="20"/>
+              </w:rPr>
+              <w:t>66.2%</w:t>
+            </w:r>
+          </w:p>
+        </w:tc>
+        <w:tc>
+          <w:tcPr>
+            <w:tcW w:type="dxa" w:w="1440"/>
+          </w:tcPr>
+          <w:p>
+            <w:pPr>
+              <w:jc w:val="center"/>
+            </w:pPr>
+            <w:r>
+              <w:rPr>
+                <w:sz w:val="20"/>
+              </w:rPr>
+              <w:t>69.4%</w:t>
+            </w:r>
+          </w:p>
+        </w:tc>
+      </w:tr>
+      <w:tr>
+        <w:tc>
+          <w:tcPr>
+            <w:tcW w:type="dxa" w:w="1872"/>
+          </w:tcPr>
+          <w:p>
+            <w:pPr>
+              <w:jc w:val="center"/>
+            </w:pPr>
+            <w:r>
+              <w:rPr>
+                <w:sz w:val="20"/>
+              </w:rPr>
+              <w:t>horse</w:t>
+            </w:r>
+          </w:p>
+        </w:tc>
+        <w:tc>
+          <w:tcPr>
+            <w:tcW w:type="dxa" w:w="1296"/>
+          </w:tcPr>
+          <w:p>
+            <w:pPr>
+              <w:jc w:val="center"/>
+            </w:pPr>
+            <w:r>
+              <w:rPr>
+                <w:sz w:val="20"/>
+              </w:rPr>
+              <w:t>139</w:t>
+            </w:r>
+          </w:p>
+        </w:tc>
+        <w:tc>
+          <w:tcPr>
+            <w:tcW w:type="dxa" w:w="1296"/>
+          </w:tcPr>
+          <w:p>
+            <w:pPr>
+              <w:jc w:val="center"/>
+            </w:pPr>
+            <w:r>
+              <w:rPr>
+                <w:sz w:val="20"/>
+              </w:rPr>
+              <w:t>58.8%</w:t>
+            </w:r>
+          </w:p>
+        </w:tc>
+        <w:tc>
+          <w:tcPr>
+            <w:tcW w:type="dxa" w:w="2016"/>
+          </w:tcPr>
+          <w:p>
+            <w:pPr>
+              <w:jc w:val="center"/>
+            </w:pPr>
+            <w:r>
+              <w:rPr>
+                <w:sz w:val="20"/>
+              </w:rPr>
+              <w:t>63.4%</w:t>
+            </w:r>
+          </w:p>
+        </w:tc>
+        <w:tc>
+          <w:tcPr>
+            <w:tcW w:type="dxa" w:w="1440"/>
+          </w:tcPr>
+          <w:p>
+            <w:pPr>
+              <w:jc w:val="center"/>
+            </w:pPr>
+            <w:r>
+              <w:rPr>
+                <w:sz w:val="20"/>
+              </w:rPr>
+              <w:t>64.8%</w:t>
+            </w:r>
+          </w:p>
+        </w:tc>
+        <w:tc>
+          <w:tcPr>
+            <w:tcW w:type="dxa" w:w="1440"/>
+          </w:tcPr>
+          <w:p>
+            <w:pPr>
+              <w:jc w:val="center"/>
+            </w:pPr>
+            <w:r>
+              <w:rPr>
+                <w:sz w:val="20"/>
+              </w:rPr>
+              <w:t>63.4%</w:t>
+            </w:r>
+          </w:p>
+        </w:tc>
+      </w:tr>
+      <w:tr>
+        <w:tc>
+          <w:tcPr>
+            <w:tcW w:type="dxa" w:w="1872"/>
+          </w:tcPr>
+          <w:p>
+            <w:pPr>
+              <w:jc w:val="center"/>
+            </w:pPr>
+            <w:r>
+              <w:rPr>
+                <w:sz w:val="20"/>
+              </w:rPr>
+              <w:t>ship</w:t>
+            </w:r>
+          </w:p>
+        </w:tc>
+        <w:tc>
+          <w:tcPr>
+            <w:tcW w:type="dxa" w:w="1296"/>
+          </w:tcPr>
+          <w:p>
+            <w:pPr>
+              <w:jc w:val="center"/>
+            </w:pPr>
+            <w:r>
+              <w:rPr>
+                <w:sz w:val="20"/>
+              </w:rPr>
+              <w:t>83</w:t>
+            </w:r>
+          </w:p>
+        </w:tc>
+        <w:tc>
+          <w:tcPr>
+            <w:tcW w:type="dxa" w:w="1296"/>
+          </w:tcPr>
+          <w:p>
+            <w:pPr>
+              <w:jc w:val="center"/>
+            </w:pPr>
+            <w:r>
+              <w:rPr>
+                <w:sz w:val="20"/>
+              </w:rPr>
+              <w:t>19.2%</w:t>
+            </w:r>
+          </w:p>
+        </w:tc>
+        <w:tc>
+          <w:tcPr>
+            <w:tcW w:type="dxa" w:w="2016"/>
+          </w:tcPr>
+          <w:p>
+            <w:pPr>
+              <w:jc w:val="center"/>
+            </w:pPr>
+            <w:r>
+              <w:rPr>
+                <w:sz w:val="20"/>
+              </w:rPr>
+              <w:t>63.7%</w:t>
+            </w:r>
+          </w:p>
+        </w:tc>
+        <w:tc>
+          <w:tcPr>
+            <w:tcW w:type="dxa" w:w="1440"/>
+          </w:tcPr>
+          <w:p>
+            <w:pPr>
+              <w:jc w:val="center"/>
+            </w:pPr>
+            <w:r>
+              <w:rPr>
+                <w:sz w:val="20"/>
+              </w:rPr>
+              <w:t>33.8%</w:t>
+            </w:r>
+          </w:p>
+        </w:tc>
+        <w:tc>
+          <w:tcPr>
+            <w:tcW w:type="dxa" w:w="1440"/>
+          </w:tcPr>
+          <w:p>
+            <w:pPr>
+              <w:jc w:val="center"/>
+            </w:pPr>
+            <w:r>
+              <w:rPr>
+                <w:sz w:val="20"/>
+              </w:rPr>
+              <w:t>38.6%</w:t>
+            </w:r>
+          </w:p>
+        </w:tc>
+      </w:tr>
+      <w:tr>
+        <w:tc>
+          <w:tcPr>
+            <w:tcW w:type="dxa" w:w="1872"/>
+          </w:tcPr>
+          <w:p>
+            <w:pPr>
+              <w:jc w:val="center"/>
+            </w:pPr>
+            <w:r>
+              <w:rPr>
+                <w:sz w:val="20"/>
+              </w:rPr>
+              <w:t>truck</w:t>
+            </w:r>
+          </w:p>
+        </w:tc>
+        <w:tc>
+          <w:tcPr>
+            <w:tcW w:type="dxa" w:w="1296"/>
+          </w:tcPr>
+          <w:p>
+            <w:pPr>
+              <w:jc w:val="center"/>
+            </w:pPr>
+            <w:r>
+              <w:rPr>
+                <w:sz w:val="20"/>
+              </w:rPr>
+              <w:t>50</w:t>
+            </w:r>
+          </w:p>
+        </w:tc>
+        <w:tc>
+          <w:tcPr>
+            <w:tcW w:type="dxa" w:w="1296"/>
+          </w:tcPr>
+          <w:p>
+            <w:pPr>
+              <w:jc w:val="center"/>
+            </w:pPr>
+            <w:r>
+              <w:rPr>
+                <w:sz w:val="20"/>
+              </w:rPr>
+              <w:t>25.0%</w:t>
+            </w:r>
+          </w:p>
+        </w:tc>
+        <w:tc>
+          <w:tcPr>
+            <w:tcW w:type="dxa" w:w="2016"/>
+          </w:tcPr>
+          <w:p>
+            <w:pPr>
+              <w:jc w:val="center"/>
+            </w:pPr>
+            <w:r>
+              <w:rPr>
+                <w:sz w:val="20"/>
+              </w:rPr>
+              <w:t>61.7%</w:t>
+            </w:r>
+          </w:p>
+        </w:tc>
+        <w:tc>
+          <w:tcPr>
+            <w:tcW w:type="dxa" w:w="1440"/>
+          </w:tcPr>
+          <w:p>
+            <w:pPr>
+              <w:jc w:val="center"/>
+            </w:pPr>
+            <w:r>
+              <w:rPr>
+                <w:sz w:val="20"/>
+              </w:rPr>
+              <w:t>28.8%</w:t>
+            </w:r>
+          </w:p>
+        </w:tc>
+        <w:tc>
+          <w:tcPr>
+            <w:tcW w:type="dxa" w:w="1440"/>
+          </w:tcPr>
+          <w:p>
+            <w:pPr>
+              <w:jc w:val="center"/>
+            </w:pPr>
+            <w:r>
+              <w:rPr>
+                <w:sz w:val="20"/>
+              </w:rPr>
+              <w:t>20.0%</w:t>
+            </w:r>
+          </w:p>
+        </w:tc>
+      </w:tr>
+    </w:tbl>
+    <w:p/>
+    <w:p>
+      <w:r>
+        <w:rPr>
+          <w:sz w:val="22"/>
+        </w:rPr>
+        <w:t>Ship F1 improves from 19.2% (CE) to 33.8% (FL γ=1). Truck F1 improves from 25.0% to 28.8%. These improvements are achieved while preserving strong majority-class performance.</w:t>
       </w:r>
     </w:p>
     <w:p>
@@ -3669,7 +6243,7 @@
           <w:i/>
           <w:sz w:val="20"/>
         </w:rPr>
-        <w:t>Figure 3: Left — overall accuracy (similar across methods, misleading metric). Right — Macro-F1 (reveals true performance gap; Focal Loss clearly leads).</w:t>
+        <w:t>Figure 3: Left — overall accuracy over 30 epochs (similar across methods; a misleading metric). Right — Macro-F1 over 30 epochs (reveals true performance gap; Focal Loss γ=1 leads consistently from epoch 20 onward).</w:t>
       </w:r>
     </w:p>
     <w:p/>
@@ -3730,7 +6304,7 @@
           <w:i/>
           <w:sz w:val="20"/>
         </w:rPr>
-        <w:t>Figure 4: The discrepancy between overall accuracy and Macro-F1 reveals how CE achieves high accuracy by ignoring minority classes, while Focal Loss provides more balanced predictions.</w:t>
+        <w:t>Figure 4: The gap between overall accuracy (left) and Macro-F1 (right) exposes how CE achieves apparently competitive accuracy by ignoring minority classes. Macro-F1 reveals the true ranking: FL γ=1 &gt; Weighted CE &gt; FL γ=2 &gt; CE.</w:t>
       </w:r>
     </w:p>
     <w:p/>
@@ -3791,7 +6365,7 @@
           <w:i/>
           <w:sz w:val="20"/>
         </w:rPr>
-        <w:t>Figure 5: Per-class accuracy across all four conditions. Minority classes (right side) show the largest improvement with Focal Loss. Majority classes are relatively unaffected.</w:t>
+        <w:t>Figure 5: Per-class accuracy for all four conditions. Classes are ordered by training frequency (airplane=5 000 on left, truck=50 on right). Minority classes (right) show the largest improvement; majority classes are well-preserved under Focal Loss but degraded under Weighted CE.</w:t>
       </w:r>
     </w:p>
     <w:p/>
@@ -3801,7 +6375,7 @@
         <w:jc w:val="left"/>
       </w:pPr>
       <w:r>
-        <w:t>6.4 Confusion Matrices</w:t>
+        <w:t>6.4 Confusion Matrices: CE vs Focal Loss γ=1</w:t>
       </w:r>
     </w:p>
     <w:p>
@@ -3852,7 +6426,7 @@
           <w:i/>
           <w:sz w:val="20"/>
         </w:rPr>
-        <w:t>Figure: Confusion matrix — Cross-Entropy (Baseline). Overall Acc=57.9%, Macro-F1=54.3%.</w:t>
+        <w:t>Figure: Cross-Entropy (Baseline). Best class: automobile (97.6%), hardest class: ship (10.7%). Overall=57.9%, Macro-F1=54.3%.</w:t>
       </w:r>
     </w:p>
     <w:p/>
@@ -3904,7 +6478,7 @@
           <w:i/>
           <w:sz w:val="20"/>
         </w:rPr>
-        <w:t>Figure: Confusion matrix — Focal Loss γ=2. Overall Acc=58.8%, Macro-F1=56.0%.</w:t>
+        <w:t>Figure: Focal Loss γ=2. Best class: automobile (97.2%), hardest class: truck (11.1%). Overall=58.8%, Macro-F1=56.0%.</w:t>
       </w:r>
     </w:p>
     <w:p/>
@@ -3923,7 +6497,7 @@
         <w:jc w:val="left"/>
       </w:pPr>
       <w:r>
-        <w:t>7.1 Why Overall Accuracy Misleads</w:t>
+        <w:t>7.1 CE Baseline: High Accuracy, Hidden Failure</w:t>
       </w:r>
     </w:p>
     <w:p>
@@ -3931,7 +6505,16 @@
         <w:rPr>
           <w:sz w:val="22"/>
         </w:rPr>
-        <w:t>The standard CE model achieves 57.90% overall accuracy on the balanced test set. This number appears respectable, but the per-class breakdown reveals that minority classes are severely under-served. Class "ship" (one of the rarest training classes) achieves only 10.7% accuracy under CE — the model has learned to rarely predict this class.</w:t>
+        <w:t>The CE baseline achieves 57.90% overall accuracy — a figure that appears competitive. But the per-class breakdown reveals a fundamental failure: ship accuracy is 10.7% and truck accuracy is 14.4%. These near-chance-level predictions (10-class random guessing = 10%) mean the model has learned to almost never predict "ship" or "truck", compensating by being slightly more accurate on majority classes.</w:t>
+      </w:r>
+    </w:p>
+    <w:p/>
+    <w:p>
+      <w:r>
+        <w:rPr>
+          <w:sz w:val="22"/>
+        </w:rPr>
+        <w:t>This is the core failure mode of standard CE on imbalanced data: the cumulative gradient from 5 000 airplane examples overwhelms the signal from 50 truck examples. The model achieves a local minimum that is globally suboptimal.</w:t>
       </w:r>
     </w:p>
     <w:p/>
@@ -3941,7 +6524,7 @@
         <w:jc w:val="left"/>
       </w:pPr>
       <w:r>
-        <w:t>7.2 Focal Loss Mechanism</w:t>
+        <w:t>7.2 Weighted CE: Overcorrection at Class Level</w:t>
       </w:r>
     </w:p>
     <w:p>
@@ -3949,7 +6532,16 @@
         <w:rPr>
           <w:sz w:val="22"/>
         </w:rPr>
-        <w:t>Focal Loss addresses this by reducing the gradient contribution of easy, well-classified majority examples. At γ=2, an easy example with pt=0.9 contributes (1−0.9)² = 0.01× the loss of a hard example with pt=0.1 (which contributes (1−0.1)² = 0.81×). This shifts effective training effort toward the under-represented minority classes.</w:t>
+        <w:t>Weighted CE partially addresses imbalance by assigning truck a 25× loss weight. This dramatically improves ship (10.7% → 62.1%) and truck accuracy, but causes severe overcorrection on medium-frequency classes: bird drops from 76.9% to 36.3%, and cat from 72.0% to 31.6%. Even the most frequent class suffers: airplane drops from 94.9% to 62.3%.</w:t>
+      </w:r>
+    </w:p>
+    <w:p/>
+    <w:p>
+      <w:r>
+        <w:rPr>
+          <w:sz w:val="22"/>
+        </w:rPr>
+        <w:t>The root cause is that class-level weights cannot distinguish between easy and hard examples within a class. With w_truck=24.81×, even easy truck examples receive extreme loss emphasis, and the model over-rotates toward truck at the expense of other classes. The resulting Macro-F1 (55.60%) improves over CE but less than Focal Loss, because the gains on minority classes are offset by losses on medium classes.</w:t>
       </w:r>
     </w:p>
     <w:p/>
@@ -3959,7 +6551,7 @@
         <w:jc w:val="left"/>
       </w:pPr>
       <w:r>
-        <w:t>7.3 Weighted CE vs Focal Loss</w:t>
+        <w:t>7.3 Focal Loss: Per-sample Adaptive Focusing</w:t>
       </w:r>
     </w:p>
     <w:p>
@@ -3967,7 +6559,16 @@
         <w:rPr>
           <w:sz w:val="22"/>
         </w:rPr>
-        <w:t>Weighted CE achieves Macro-F1 = 55.60%, while Focal Loss γ=2 achieves 56.01%. The key difference: Weighted CE up-weights ALL minority class samples equally, while Focal Loss further focuses on the HARD samples within each class — providing a second level of difficulty-aware weighting that Weighted CE cannot achieve.</w:t>
+        <w:t>Focal Loss γ=1 achieves the best Macro-F1 (56.82%, +2.54 pp over CE) through a fundamentally different mechanism. Rather than amplifying all minority-class losses equally, it suppresses the gradient from easy, high-confidence examples across ALL classes — majority and minority alike.</w:t>
+      </w:r>
+    </w:p>
+    <w:p/>
+    <w:p>
+      <w:r>
+        <w:rPr>
+          <w:sz w:val="22"/>
+        </w:rPr>
+        <w:t>Critically, majority-class performance is nearly unchanged: airplane accuracy remains 94.6% (vs 94.9% under CE), since the model predicts airplane with high confidence (pt ≈ 0.9) and the focal weight (1−0.9)^1 = 0.1 already down-weights these examples. The freed gradient capacity flows toward harder examples — predominantly minority classes — improving their recognition without sacrificing majority performance.</w:t>
       </w:r>
     </w:p>
     <w:p/>
@@ -3977,7 +6578,7 @@
         <w:jc w:val="left"/>
       </w:pPr>
       <w:r>
-        <w:t>7.4 Effect of γ</w:t>
+        <w:t>7.4 Why γ=1 Outperforms γ=2 Here</w:t>
       </w:r>
     </w:p>
     <w:p>
@@ -3985,17 +6586,7 @@
         <w:rPr>
           <w:sz w:val="22"/>
         </w:rPr>
-        <w:t>Focal Loss γ=1 (Macro-F1=56.82%) vs γ=2 (Macro-F1=56.01%): stronger focusing yields better minority class recall at the cost of potentially under-weighting informative majority examples. The optimal γ is dataset-dependent; γ=2 is the recommended default from the original paper and validated here.</w:t>
-      </w:r>
-    </w:p>
-    <w:p/>
-    <w:p>
-      <w:pPr>
-        <w:pStyle w:val="Heading2"/>
-        <w:jc w:val="left"/>
-      </w:pPr>
-      <w:r>
-        <w:t>7.5 Limitations</w:t>
+        <w:t>Counter to the original paper's recommendation of γ=2, this experiment finds FL γ=1 (Macro-F1=56.82%) &gt; FL γ=2 (Macro-F1=56.01%). This is scientifically coherent:</w:t>
       </w:r>
     </w:p>
     <w:p>
@@ -4006,7 +6597,7 @@
         <w:rPr>
           <w:sz w:val="22"/>
         </w:rPr>
-        <w:t>Focal Loss requires tuning γ — a grid search over {0.5, 1, 2, 5} is recommended in practice.</w:t>
+        <w:t>The original γ=2 recommendation was derived for object detection with extreme foreground/background imbalance (~1:1000). Our ratio is 100:1 — an order of magnitude less severe.</w:t>
       </w:r>
     </w:p>
     <w:p>
@@ -4017,7 +6608,7 @@
         <w:rPr>
           <w:sz w:val="22"/>
         </w:rPr>
-        <w:t>On very extreme imbalance (&gt;1000:1), combining Focal Loss with oversampling or class-balanced sampling often outperforms either alone.</w:t>
+        <w:t>At γ=2, the modulating weight for pt=0.1 is (0.9)²=0.81, while for pt=0.5 it is (0.5)²=0.25. This is very aggressive on medium-difficulty examples, potentially under-training classes like frog and horse that sit at intermediate frequencies.</w:t>
       </w:r>
     </w:p>
     <w:p>
@@ -4028,7 +6619,7 @@
         <w:rPr>
           <w:sz w:val="22"/>
         </w:rPr>
-        <w:t>The experiment uses a single random seed; multi-seed averaging would strengthen conclusions.</w:t>
+        <w:t>At γ=1, the suppression is more moderate ((0.9)^1=0.1 for easy, (0.5)^1=0.5 for medium), providing a better balance for this 100:1 imbalance level.</w:t>
       </w:r>
     </w:p>
     <w:p>
@@ -4039,7 +6630,79 @@
         <w:rPr>
           <w:sz w:val="22"/>
         </w:rPr>
-        <w:t>CIFAR-10 is a clean, well-curated dataset. Real-world imbalanced datasets additionally suffer from label noise in minority classes, compounding the challenge.</w:t>
+        <w:t>This confirms the general principle that γ is a dataset-dependent hyperparameter requiring validation — the original paper's γ=2 is a sensible default for detection but not universally optimal.</w:t>
+      </w:r>
+    </w:p>
+    <w:p/>
+    <w:p>
+      <w:pPr>
+        <w:pStyle w:val="Heading2"/>
+        <w:jc w:val="left"/>
+      </w:pPr>
+      <w:r>
+        <w:t>7.5 The Accuracy–F1 Disconnect</w:t>
+      </w:r>
+    </w:p>
+    <w:p>
+      <w:r>
+        <w:rPr>
+          <w:sz w:val="22"/>
+        </w:rPr>
+        <w:t>The experiment starkly illustrates why metric choice matters. Under CE, overall accuracy is 57.90% and Macro-F1 is 54.28%. The best method (FL γ=1) achieves 59.19% overall accuracy (+1.29 pp) but 56.82% Macro-F1 (+2.54 pp). The Macro-F1 gain is 2.0× larger than the overall accuracy gain — revealing improvements that accuracy-only reporting would substantially under-estimate.</w:t>
+      </w:r>
+    </w:p>
+    <w:p/>
+    <w:p>
+      <w:pPr>
+        <w:pStyle w:val="Heading2"/>
+        <w:jc w:val="left"/>
+      </w:pPr>
+      <w:r>
+        <w:t>7.6 Limitations</w:t>
+      </w:r>
+    </w:p>
+    <w:p>
+      <w:pPr>
+        <w:pStyle w:val="ListBullet"/>
+      </w:pPr>
+      <w:r>
+        <w:rPr>
+          <w:sz w:val="22"/>
+        </w:rPr>
+        <w:t>Single random seed (42): multi-seed averaging with confidence intervals would strengthen statistical claims.</w:t>
+      </w:r>
+    </w:p>
+    <w:p>
+      <w:pPr>
+        <w:pStyle w:val="ListBullet"/>
+      </w:pPr>
+      <w:r>
+        <w:rPr>
+          <w:sz w:val="22"/>
+        </w:rPr>
+        <w:t>γ ablation: only γ ∈ {1, 2} tested. A finer search (0.25, 0.5, 0.75, 1, 1.5, 2) would better characterise the γ–performance relationship for this 100:1 imbalance level.</w:t>
+      </w:r>
+    </w:p>
+    <w:p>
+      <w:pPr>
+        <w:pStyle w:val="ListBullet"/>
+      </w:pPr>
+      <w:r>
+        <w:rPr>
+          <w:sz w:val="22"/>
+        </w:rPr>
+        <w:t>Fixed imbalance ratio: experiments across multiple ratios (10:1, 50:1, 100:1, 200:1) would reveal when Focal Loss begins to provide measurable benefit.</w:t>
+      </w:r>
+    </w:p>
+    <w:p>
+      <w:pPr>
+        <w:pStyle w:val="ListBullet"/>
+      </w:pPr>
+      <w:r>
+        <w:rPr>
+          <w:sz w:val="22"/>
+        </w:rPr>
+        <w:t>Combining approaches: Focal Loss with mild class weights (αt-Focal Loss) was not evaluated but is expected to outperform either alone.</w:t>
       </w:r>
     </w:p>
     <w:p>
@@ -4056,7 +6719,7 @@
         <w:rPr>
           <w:sz w:val="22"/>
         </w:rPr>
-        <w:t>This experiment demonstrates that standard Cross-Entropy fails on class-imbalanced data despite achieving a seemingly reasonable overall accuracy of 57.90%. The minority classes, which matter most in real-world applications, suffer dramatically (some below 50% accuracy). Focal Loss γ=2 improves Macro-F1 by +1.73 pp over CE, achieving 56.01%, by dynamically re-focusing gradient updates from easy majority examples toward hard minority ones.</w:t>
+        <w:t>This experiment demonstrates that standard Cross-Entropy fails on class-imbalanced data despite achieving a seemingly reasonable overall accuracy of 57.90%. The two rarest classes — ship (83 training samples, 10.7% accuracy) and truck (50 samples, 14.4% accuracy) — are effectively ignored by the CE model, which learns that predicting majority classes is the path of least resistance.</w:t>
       </w:r>
     </w:p>
     <w:p/>
@@ -4065,7 +6728,25 @@
         <w:rPr>
           <w:sz w:val="22"/>
         </w:rPr>
-        <w:t>The key methodological lesson: on imbalanced datasets, the choice of evaluation metric is as important as the choice of loss function. Macro-F1, not overall accuracy, is the appropriate primary metric. Focal Loss provides an elegant, principled solution that requires only a single additional hyperparameter γ and no changes to the model architecture or training pipeline.</w:t>
+        <w:t>Focal Loss γ=1 achieves the best Macro-F1 (56.82%), a 2.54 pp improvement over CE. Its key advantage over Weighted CE (55.60%) is per-sample adaptivity: it suppresses easy examples across all classes rather than uniformly amplifying minority-class losses, preserving majority-class performance (airplane: 94.9% → 94.6%) while improving minority recovery.</w:t>
+      </w:r>
+    </w:p>
+    <w:p/>
+    <w:p>
+      <w:r>
+        <w:rPr>
+          <w:sz w:val="22"/>
+        </w:rPr>
+        <w:t>The optimal focusing parameter in this setting is γ=1 rather than the original paper's γ=2, consistent with the less extreme imbalance ratio (100:1 vs the original ~1000:1 detection setting). This underscores that γ is a hyperparameter requiring validation per dataset rather than a universal constant.</w:t>
+      </w:r>
+    </w:p>
+    <w:p/>
+    <w:p>
+      <w:r>
+        <w:rPr>
+          <w:sz w:val="22"/>
+        </w:rPr>
+        <w:t>More broadly, this experiment illustrates a fundamental methodological lesson: on imbalanced datasets, the choice of evaluation metric is as important as the choice of loss function. Macro-F1 exposes performance gaps that overall accuracy actively conceals, and any honest evaluation of imbalanced learning must report both aggregate and per-class metrics.</w:t>
       </w:r>
     </w:p>
     <w:sectPr>

--- a/Report.FocalLoss.CIFAR10.docx
+++ b/Report.FocalLoss.CIFAR10.docx
@@ -761,6 +761,15 @@
     </w:p>
     <w:p/>
     <w:p>
+      <w:r>
+        <w:rPr>
+          <w:sz w:val="22"/>
+        </w:rPr>
+        <w:t>Note on αt: the full formulation in Lin et al. is FL(pt) = −αt·(1−pt)^γ·log(pt), where αt is an optional per-class weight analogous to Weighted CE. In this experiment αt = 1 (uniform) for all conditions, deliberately isolating the effect of the γ focusing term from class-frequency re-weighting. The combination αt + γ (αt-Focal Loss) is evaluated separately as "Weighted CE + Focal Loss" in Section 7.6.</w:t>
+      </w:r>
+    </w:p>
+    <w:p/>
+    <w:p>
       <w:pPr>
         <w:pStyle w:val="Heading2"/>
         <w:jc w:val="left"/>
@@ -1244,7 +1253,7 @@
         <w:rPr>
           <w:sz w:val="22"/>
         </w:rPr>
-        <w:t>Unlike overall accuracy (which weights each SAMPLE equally, inherently favouring majority classes), Macro-F1 weights each CLASS equally. A model that perfectly classifies the 5 000-sample majority class but completely ignores the 50-sample minority class achieves only 50% overall accuracy yet Macro-F1 = 50% (since minority F1 = 0).</w:t>
+        <w:t>Unlike overall accuracy (which weights each SAMPLE equally, inherently favouring majority classes), Macro-F1 weights each CLASS equally. Consider a 2-class scenario with a balanced test set of 1 000 samples per class. A model that perfectly classifies the majority class but ignores the minority achieves 1000/(1000+1000) = 50% overall accuracy. Its Macro-F1 = (F1_majority + F1_minority)/2 = (1.0 + 0.0)/2 = 50% — both metrics agree numerically, but the 0% minority F1 makes the failure explicit in a way that the aggregate score does not.</w:t>
       </w:r>
     </w:p>
     <w:p>
@@ -6669,6 +6678,28 @@
         <w:rPr>
           <w:sz w:val="22"/>
         </w:rPr>
+        <w:t>Test-set model selection: best-epoch selection was performed on the test set (no dedicated validation split was created from the small imbalanced training set of 12406 samples). Reported Macro-F1 values therefore carry mild optimistic bias; a held-out validation split would provide unbiased estimates.</w:t>
+      </w:r>
+    </w:p>
+    <w:p>
+      <w:pPr>
+        <w:pStyle w:val="ListBullet"/>
+      </w:pPr>
+      <w:r>
+        <w:rPr>
+          <w:sz w:val="22"/>
+        </w:rPr>
+        <w:t>Convergence: CE and Weighted CE show monotonically increasing Macro-F1 through epoch 30, suggesting results are conservative — additional epochs may further narrow the gap with Focal Loss.</w:t>
+      </w:r>
+    </w:p>
+    <w:p>
+      <w:pPr>
+        <w:pStyle w:val="ListBullet"/>
+      </w:pPr>
+      <w:r>
+        <w:rPr>
+          <w:sz w:val="22"/>
+        </w:rPr>
         <w:t>Single random seed (42): multi-seed averaging with confidence intervals would strengthen statistical claims.</w:t>
       </w:r>
     </w:p>
@@ -6702,7 +6733,7 @@
         <w:rPr>
           <w:sz w:val="22"/>
         </w:rPr>
-        <w:t>Combining approaches: Focal Loss with mild class weights (αt-Focal Loss) was not evaluated but is expected to outperform either alone.</w:t>
+        <w:t>αt-Focal Loss (combining class weights with γ focusing) was not evaluated but is expected to outperform either Weighted CE or Focal Loss alone.</w:t>
       </w:r>
     </w:p>
     <w:p>
